--- a/templates/QUICK REPORT/DEFECT IR/tx-hv-sides.docx
+++ b/templates/QUICK REPORT/DEFECT IR/tx-hv-sides.docx
@@ -28,8 +28,8 @@
         <w:gridCol w:w="140"/>
         <w:gridCol w:w="710"/>
         <w:gridCol w:w="1134"/>
-        <w:gridCol w:w="408"/>
-        <w:gridCol w:w="150"/>
+        <w:gridCol w:w="469"/>
+        <w:gridCol w:w="89"/>
         <w:gridCol w:w="9"/>
         <w:gridCol w:w="62"/>
         <w:gridCol w:w="6"/>
@@ -59,7 +59,7 @@
               <w:spacing w:after="0" w:line="240" w:lineRule="auto"/>
               <w:jc w:val="center"/>
               <w:rPr>
-                <w:rFonts w:ascii="Tahoma" w:hAnsi="Tahoma" w:cs="Tahoma"/>
+                <w:rFonts w:cstheme="minorHAnsi"/>
               </w:rPr>
             </w:pPr>
             <w:bookmarkStart w:id="0" w:name="_Hlk192777971"/>
@@ -67,6 +67,7 @@
             <w:bookmarkStart w:id="2" w:name="_Hlk192926782"/>
             <w:r>
               <w:rPr>
+                <w:rFonts w:cstheme="minorHAnsi"/>
                 <w:noProof/>
                 <w:lang w:eastAsia="en-MY"/>
               </w:rPr>
@@ -132,26 +133,14 @@
               <w:spacing w:after="0" w:line="240" w:lineRule="auto"/>
               <w:ind w:left="147"/>
               <w:rPr>
-                <w:rFonts w:ascii="Tahoma" w:hAnsi="Tahoma" w:cs="Tahoma"/>
-              </w:rPr>
-            </w:pPr>
-            <w:r>
-              <w:rPr>
-                <w:rFonts w:ascii="Tahoma" w:hAnsi="Tahoma" w:cs="Tahoma"/>
-              </w:rPr>
-              <w:t>S</w:t>
-            </w:r>
-            <w:r>
-              <w:rPr>
-                <w:rFonts w:ascii="Tahoma" w:hAnsi="Tahoma" w:cs="Tahoma"/>
-              </w:rPr>
-              <w:t>ubs</w:t>
-            </w:r>
-            <w:r>
-              <w:rPr>
-                <w:rFonts w:ascii="Tahoma" w:hAnsi="Tahoma" w:cs="Tahoma"/>
-              </w:rPr>
-              <w:t>tation</w:t>
+                <w:rFonts w:cstheme="minorHAnsi"/>
+              </w:rPr>
+            </w:pPr>
+            <w:r>
+              <w:rPr>
+                <w:rFonts w:cstheme="minorHAnsi"/>
+              </w:rPr>
+              <w:t>Substation</w:t>
             </w:r>
           </w:p>
         </w:tc>
@@ -166,12 +155,12 @@
               <w:spacing w:after="0" w:line="240" w:lineRule="auto"/>
               <w:ind w:left="139"/>
               <w:rPr>
-                <w:rFonts w:ascii="Tahoma" w:hAnsi="Tahoma" w:cs="Tahoma"/>
-              </w:rPr>
-            </w:pPr>
-            <w:r>
-              <w:rPr>
-                <w:rFonts w:ascii="Tahoma" w:hAnsi="Tahoma" w:cs="Tahoma"/>
+                <w:rFonts w:cstheme="minorHAnsi"/>
+              </w:rPr>
+            </w:pPr>
+            <w:r>
+              <w:rPr>
+                <w:rFonts w:cstheme="minorHAnsi"/>
               </w:rPr>
               <w:t>{{ substation.name_erms }}</w:t>
             </w:r>
@@ -188,24 +177,18 @@
               <w:spacing w:after="0" w:line="240" w:lineRule="auto"/>
               <w:ind w:left="142"/>
               <w:rPr>
-                <w:rFonts w:ascii="Tahoma" w:hAnsi="Tahoma" w:cs="Tahoma"/>
-              </w:rPr>
-            </w:pPr>
-            <w:r>
-              <w:rPr>
-                <w:rFonts w:ascii="Tahoma" w:hAnsi="Tahoma" w:cs="Tahoma"/>
-              </w:rPr>
-              <w:t>Date:</w:t>
-            </w:r>
-            <w:r>
-              <w:rPr>
-                <w:rFonts w:ascii="Tahoma" w:hAnsi="Tahoma" w:cs="Tahoma"/>
-              </w:rPr>
-              <w:t xml:space="preserve"> </w:t>
-            </w:r>
-            <w:r>
-              <w:rPr>
-                <w:rFonts w:ascii="Tahoma" w:hAnsi="Tahoma" w:cs="Tahoma"/>
+                <w:rFonts w:cstheme="minorHAnsi"/>
+              </w:rPr>
+            </w:pPr>
+            <w:r>
+              <w:rPr>
+                <w:rFonts w:cstheme="minorHAnsi"/>
+              </w:rPr>
+              <w:t xml:space="preserve">Date: </w:t>
+            </w:r>
+            <w:r>
+              <w:rPr>
+                <w:rFonts w:cstheme="minorHAnsi"/>
               </w:rPr>
               <w:t>{{ substation.date }}</w:t>
             </w:r>
@@ -225,7 +208,7 @@
               <w:spacing w:after="0" w:line="240" w:lineRule="auto"/>
               <w:jc w:val="center"/>
               <w:rPr>
-                <w:rFonts w:ascii="Tahoma" w:hAnsi="Tahoma" w:cs="Tahoma"/>
+                <w:rFonts w:cstheme="minorHAnsi"/>
                 <w:b/>
                 <w:u w:val="single"/>
               </w:rPr>
@@ -236,18 +219,19 @@
           <w:tcPr>
             <w:tcW w:w="1701" w:type="dxa"/>
             <w:gridSpan w:val="3"/>
+            <w:vAlign w:val="center"/>
           </w:tcPr>
           <w:p>
             <w:pPr>
               <w:spacing w:after="0" w:line="240" w:lineRule="auto"/>
               <w:ind w:left="142"/>
               <w:rPr>
-                <w:rFonts w:ascii="Tahoma" w:hAnsi="Tahoma" w:cs="Tahoma"/>
-              </w:rPr>
-            </w:pPr>
-            <w:r>
-              <w:rPr>
-                <w:rFonts w:ascii="Tahoma" w:hAnsi="Tahoma" w:cs="Tahoma"/>
+                <w:rFonts w:cstheme="minorHAnsi"/>
+              </w:rPr>
+            </w:pPr>
+            <w:r>
+              <w:rPr>
+                <w:rFonts w:cstheme="minorHAnsi"/>
               </w:rPr>
               <w:t>Equipment</w:t>
             </w:r>
@@ -255,21 +239,22 @@
         </w:tc>
         <w:tc>
           <w:tcPr>
-            <w:tcW w:w="1542" w:type="dxa"/>
+            <w:tcW w:w="1603" w:type="dxa"/>
             <w:gridSpan w:val="2"/>
+            <w:vAlign w:val="center"/>
           </w:tcPr>
           <w:p>
             <w:pPr>
               <w:spacing w:after="0" w:line="240" w:lineRule="auto"/>
               <w:ind w:left="139"/>
               <w:rPr>
-                <w:rFonts w:ascii="Tahoma" w:hAnsi="Tahoma" w:cs="Tahoma"/>
-                <w:sz w:val="20"/>
-              </w:rPr>
-            </w:pPr>
-            <w:r>
-              <w:rPr>
-                <w:rFonts w:ascii="Tahoma" w:hAnsi="Tahoma" w:cs="Tahoma"/>
+                <w:rFonts w:cstheme="minorHAnsi"/>
+                <w:sz w:val="20"/>
+              </w:rPr>
+            </w:pPr>
+            <w:r>
+              <w:rPr>
+                <w:rFonts w:cstheme="minorHAnsi"/>
                 <w:sz w:val="20"/>
                 <w:szCs w:val="20"/>
               </w:rPr>
@@ -279,20 +264,21 @@
         </w:tc>
         <w:tc>
           <w:tcPr>
-            <w:tcW w:w="1718" w:type="dxa"/>
+            <w:tcW w:w="1657" w:type="dxa"/>
             <w:gridSpan w:val="9"/>
+            <w:vAlign w:val="center"/>
           </w:tcPr>
           <w:p>
             <w:pPr>
               <w:spacing w:after="0" w:line="240" w:lineRule="auto"/>
               <w:ind w:left="139"/>
               <w:rPr>
-                <w:rFonts w:ascii="Tahoma" w:hAnsi="Tahoma" w:cs="Tahoma"/>
-              </w:rPr>
-            </w:pPr>
-            <w:r>
-              <w:rPr>
-                <w:rFonts w:ascii="Tahoma" w:hAnsi="Tahoma" w:cs="Tahoma"/>
+                <w:rFonts w:cstheme="minorHAnsi"/>
+              </w:rPr>
+            </w:pPr>
+            <w:r>
+              <w:rPr>
+                <w:rFonts w:cstheme="minorHAnsi"/>
               </w:rPr>
               <w:t>Manufacturer</w:t>
             </w:r>
@@ -302,18 +288,19 @@
           <w:tcPr>
             <w:tcW w:w="1560" w:type="dxa"/>
             <w:gridSpan w:val="2"/>
+            <w:vAlign w:val="center"/>
           </w:tcPr>
           <w:p>
             <w:pPr>
               <w:spacing w:after="0" w:line="240" w:lineRule="auto"/>
               <w:ind w:left="139"/>
               <w:rPr>
-                <w:rFonts w:ascii="Tahoma" w:hAnsi="Tahoma" w:cs="Tahoma"/>
-              </w:rPr>
-            </w:pPr>
-            <w:r>
-              <w:rPr>
-                <w:rFonts w:ascii="Tahoma" w:hAnsi="Tahoma" w:cs="Tahoma"/>
+                <w:rFonts w:cstheme="minorHAnsi"/>
+              </w:rPr>
+            </w:pPr>
+            <w:r>
+              <w:rPr>
+                <w:rFonts w:cstheme="minorHAnsi"/>
               </w:rPr>
               <w:t>{{ tx.manufacturer }}</w:t>
             </w:r>
@@ -323,24 +310,25 @@
           <w:tcPr>
             <w:tcW w:w="1984" w:type="dxa"/>
             <w:gridSpan w:val="5"/>
+            <w:vAlign w:val="center"/>
           </w:tcPr>
           <w:p>
             <w:pPr>
               <w:spacing w:after="0" w:line="240" w:lineRule="auto"/>
               <w:ind w:left="142"/>
               <w:rPr>
-                <w:rFonts w:ascii="Tahoma" w:hAnsi="Tahoma" w:cs="Tahoma"/>
-              </w:rPr>
-            </w:pPr>
-            <w:r>
-              <w:rPr>
-                <w:rFonts w:ascii="Tahoma" w:hAnsi="Tahoma" w:cs="Tahoma"/>
+                <w:rFonts w:cstheme="minorHAnsi"/>
+              </w:rPr>
+            </w:pPr>
+            <w:r>
+              <w:rPr>
+                <w:rFonts w:cstheme="minorHAnsi"/>
               </w:rPr>
               <w:t xml:space="preserve">Time: </w:t>
             </w:r>
             <w:r>
               <w:rPr>
-                <w:rFonts w:ascii="Tahoma" w:hAnsi="Tahoma" w:cs="Tahoma"/>
+                <w:rFonts w:cstheme="minorHAnsi"/>
               </w:rPr>
               <w:t>{{ substation.time }}</w:t>
             </w:r>
@@ -359,7 +347,7 @@
             <w:pPr>
               <w:spacing w:after="0" w:line="240" w:lineRule="auto"/>
               <w:rPr>
-                <w:rFonts w:ascii="Tahoma" w:hAnsi="Tahoma" w:cs="Tahoma"/>
+                <w:rFonts w:cstheme="minorHAnsi"/>
                 <w:b/>
                 <w:u w:val="single"/>
               </w:rPr>
@@ -370,18 +358,19 @@
           <w:tcPr>
             <w:tcW w:w="1701" w:type="dxa"/>
             <w:gridSpan w:val="3"/>
+            <w:vAlign w:val="center"/>
           </w:tcPr>
           <w:p>
             <w:pPr>
               <w:spacing w:after="0" w:line="240" w:lineRule="auto"/>
               <w:ind w:left="142"/>
               <w:rPr>
-                <w:rFonts w:ascii="Tahoma" w:hAnsi="Tahoma" w:cs="Tahoma"/>
-              </w:rPr>
-            </w:pPr>
-            <w:r>
-              <w:rPr>
-                <w:rFonts w:ascii="Tahoma" w:hAnsi="Tahoma" w:cs="Tahoma"/>
+                <w:rFonts w:cstheme="minorHAnsi"/>
+              </w:rPr>
+            </w:pPr>
+            <w:r>
+              <w:rPr>
+                <w:rFonts w:cstheme="minorHAnsi"/>
               </w:rPr>
               <w:t>Model</w:t>
             </w:r>
@@ -389,20 +378,23 @@
         </w:tc>
         <w:tc>
           <w:tcPr>
-            <w:tcW w:w="1542" w:type="dxa"/>
+            <w:tcW w:w="1603" w:type="dxa"/>
             <w:gridSpan w:val="2"/>
+            <w:vAlign w:val="center"/>
           </w:tcPr>
           <w:p>
             <w:pPr>
               <w:spacing w:after="0" w:line="240" w:lineRule="auto"/>
               <w:ind w:left="139"/>
               <w:rPr>
-                <w:rFonts w:ascii="Tahoma" w:hAnsi="Tahoma" w:cs="Tahoma"/>
-              </w:rPr>
-            </w:pPr>
-            <w:r>
-              <w:rPr>
-                <w:rFonts w:ascii="Tahoma" w:hAnsi="Tahoma" w:cs="Tahoma"/>
+                <w:rFonts w:cstheme="minorHAnsi"/>
+                <w:sz w:val="14"/>
+                <w:szCs w:val="14"/>
+              </w:rPr>
+            </w:pPr>
+            <w:r>
+              <w:rPr>
+                <w:rFonts w:cstheme="minorHAnsi"/>
               </w:rPr>
               <w:t>{{ tx.model }}</w:t>
             </w:r>
@@ -410,20 +402,21 @@
         </w:tc>
         <w:tc>
           <w:tcPr>
-            <w:tcW w:w="1718" w:type="dxa"/>
+            <w:tcW w:w="1657" w:type="dxa"/>
             <w:gridSpan w:val="9"/>
+            <w:vAlign w:val="center"/>
           </w:tcPr>
           <w:p>
             <w:pPr>
               <w:spacing w:after="0" w:line="240" w:lineRule="auto"/>
               <w:ind w:left="139"/>
               <w:rPr>
-                <w:rFonts w:ascii="Tahoma" w:hAnsi="Tahoma" w:cs="Tahoma"/>
-              </w:rPr>
-            </w:pPr>
-            <w:r>
-              <w:rPr>
-                <w:rFonts w:ascii="Tahoma" w:hAnsi="Tahoma" w:cs="Tahoma"/>
+                <w:rFonts w:cstheme="minorHAnsi"/>
+              </w:rPr>
+            </w:pPr>
+            <w:r>
+              <w:rPr>
+                <w:rFonts w:cstheme="minorHAnsi"/>
               </w:rPr>
               <w:t>Rating</w:t>
             </w:r>
@@ -433,18 +426,19 @@
           <w:tcPr>
             <w:tcW w:w="1560" w:type="dxa"/>
             <w:gridSpan w:val="2"/>
+            <w:vAlign w:val="center"/>
           </w:tcPr>
           <w:p>
             <w:pPr>
               <w:spacing w:after="0" w:line="240" w:lineRule="auto"/>
               <w:ind w:left="139"/>
               <w:rPr>
-                <w:rFonts w:ascii="Tahoma" w:hAnsi="Tahoma" w:cs="Tahoma"/>
-              </w:rPr>
-            </w:pPr>
-            <w:r>
-              <w:rPr>
-                <w:rFonts w:ascii="Tahoma" w:hAnsi="Tahoma" w:cs="Tahoma"/>
+                <w:rFonts w:cstheme="minorHAnsi"/>
+              </w:rPr>
+            </w:pPr>
+            <w:r>
+              <w:rPr>
+                <w:rFonts w:cstheme="minorHAnsi"/>
                 <w:color w:val="000000"/>
               </w:rPr>
               <w:t>{{ tx.rating }}</w:t>
@@ -455,24 +449,25 @@
           <w:tcPr>
             <w:tcW w:w="1984" w:type="dxa"/>
             <w:gridSpan w:val="5"/>
+            <w:vAlign w:val="center"/>
           </w:tcPr>
           <w:p>
             <w:pPr>
               <w:spacing w:after="0" w:line="240" w:lineRule="auto"/>
               <w:ind w:left="142"/>
               <w:rPr>
-                <w:rFonts w:ascii="Tahoma" w:hAnsi="Tahoma" w:cs="Tahoma"/>
-              </w:rPr>
-            </w:pPr>
-            <w:r>
-              <w:rPr>
-                <w:rFonts w:ascii="Tahoma" w:hAnsi="Tahoma" w:cs="Tahoma"/>
+                <w:rFonts w:cstheme="minorHAnsi"/>
+              </w:rPr>
+            </w:pPr>
+            <w:r>
+              <w:rPr>
+                <w:rFonts w:cstheme="minorHAnsi"/>
               </w:rPr>
               <w:t xml:space="preserve">Humidity: </w:t>
             </w:r>
             <w:r>
               <w:rPr>
-                <w:rFonts w:ascii="Tahoma" w:hAnsi="Tahoma" w:cs="Tahoma"/>
+                <w:rFonts w:cstheme="minorHAnsi"/>
               </w:rPr>
               <w:t>{{ substation.humidity }}</w:t>
             </w:r>
@@ -491,7 +486,7 @@
             <w:pPr>
               <w:spacing w:after="0" w:line="240" w:lineRule="auto"/>
               <w:rPr>
-                <w:rFonts w:ascii="Tahoma" w:hAnsi="Tahoma" w:cs="Tahoma"/>
+                <w:rFonts w:cstheme="minorHAnsi"/>
                 <w:b/>
                 <w:u w:val="single"/>
               </w:rPr>
@@ -502,18 +497,19 @@
           <w:tcPr>
             <w:tcW w:w="1701" w:type="dxa"/>
             <w:gridSpan w:val="3"/>
+            <w:vAlign w:val="center"/>
           </w:tcPr>
           <w:p>
             <w:pPr>
               <w:spacing w:after="0" w:line="240" w:lineRule="auto"/>
               <w:ind w:left="142"/>
               <w:rPr>
-                <w:rFonts w:ascii="Tahoma" w:hAnsi="Tahoma" w:cs="Tahoma"/>
-              </w:rPr>
-            </w:pPr>
-            <w:r>
-              <w:rPr>
-                <w:rFonts w:ascii="Tahoma" w:hAnsi="Tahoma" w:cs="Tahoma"/>
+                <w:rFonts w:cstheme="minorHAnsi"/>
+              </w:rPr>
+            </w:pPr>
+            <w:r>
+              <w:rPr>
+                <w:rFonts w:cstheme="minorHAnsi"/>
               </w:rPr>
               <w:t>Area</w:t>
             </w:r>
@@ -523,18 +519,19 @@
           <w:tcPr>
             <w:tcW w:w="3260" w:type="dxa"/>
             <w:gridSpan w:val="11"/>
+            <w:vAlign w:val="center"/>
           </w:tcPr>
           <w:p>
             <w:pPr>
               <w:spacing w:after="0" w:line="240" w:lineRule="auto"/>
               <w:ind w:left="139"/>
               <w:rPr>
-                <w:rFonts w:ascii="Tahoma" w:hAnsi="Tahoma" w:cs="Tahoma"/>
-              </w:rPr>
-            </w:pPr>
-            <w:r>
-              <w:rPr>
-                <w:rFonts w:ascii="Tahoma" w:hAnsi="Tahoma" w:cs="Tahoma"/>
+                <w:rFonts w:cstheme="minorHAnsi"/>
+              </w:rPr>
+            </w:pPr>
+            <w:r>
+              <w:rPr>
+                <w:rFonts w:cstheme="minorHAnsi"/>
               </w:rPr>
               <w:t>{{ tx.area }}</w:t>
             </w:r>
@@ -544,26 +541,21 @@
           <w:tcPr>
             <w:tcW w:w="1560" w:type="dxa"/>
             <w:gridSpan w:val="2"/>
+            <w:vAlign w:val="center"/>
           </w:tcPr>
           <w:p>
             <w:pPr>
               <w:spacing w:after="0" w:line="240" w:lineRule="auto"/>
               <w:ind w:left="139"/>
               <w:rPr>
-                <w:rFonts w:ascii="Tahoma" w:hAnsi="Tahoma" w:cs="Tahoma"/>
-              </w:rPr>
-            </w:pPr>
-            <w:r>
-              <w:rPr>
-                <w:rFonts w:ascii="Tahoma" w:hAnsi="Tahoma" w:cs="Tahoma"/>
-              </w:rPr>
-              <w:t>Tx</w:t>
-            </w:r>
-            <w:r>
-              <w:rPr>
-                <w:rFonts w:ascii="Tahoma" w:hAnsi="Tahoma" w:cs="Tahoma"/>
-              </w:rPr>
-              <w:t xml:space="preserve"> No.</w:t>
+                <w:rFonts w:cstheme="minorHAnsi"/>
+              </w:rPr>
+            </w:pPr>
+            <w:r>
+              <w:rPr>
+                <w:rFonts w:cstheme="minorHAnsi"/>
+              </w:rPr>
+              <w:t>Tx No.</w:t>
             </w:r>
           </w:p>
         </w:tc>
@@ -571,18 +563,19 @@
           <w:tcPr>
             <w:tcW w:w="1984" w:type="dxa"/>
             <w:gridSpan w:val="5"/>
+            <w:vAlign w:val="center"/>
           </w:tcPr>
           <w:p>
             <w:pPr>
               <w:spacing w:after="0" w:line="240" w:lineRule="auto"/>
               <w:ind w:left="142"/>
               <w:rPr>
-                <w:rFonts w:ascii="Tahoma" w:hAnsi="Tahoma" w:cs="Tahoma"/>
-              </w:rPr>
-            </w:pPr>
-            <w:r>
-              <w:rPr>
-                <w:rFonts w:ascii="Tahoma" w:hAnsi="Tahoma" w:cs="Tahoma"/>
+                <w:rFonts w:cstheme="minorHAnsi"/>
+              </w:rPr>
+            </w:pPr>
+            <w:r>
+              <w:rPr>
+                <w:rFonts w:cstheme="minorHAnsi"/>
               </w:rPr>
               <w:t>{{ tx.number }}</w:t>
             </w:r>
@@ -604,12 +597,12 @@
               <w:spacing w:after="0" w:line="240" w:lineRule="auto"/>
               <w:jc w:val="center"/>
               <w:rPr>
-                <w:rFonts w:ascii="Tahoma" w:hAnsi="Tahoma" w:cs="Tahoma"/>
-              </w:rPr>
-            </w:pPr>
-            <w:r>
-              <w:rPr>
-                <w:rFonts w:ascii="Tahoma" w:hAnsi="Tahoma" w:cs="Tahoma"/>
+                <w:rFonts w:cstheme="minorHAnsi"/>
+              </w:rPr>
+            </w:pPr>
+            <w:r>
+              <w:rPr>
+                <w:rFonts w:cstheme="minorHAnsi"/>
               </w:rPr>
               <w:t>Location</w:t>
             </w:r>
@@ -629,12 +622,12 @@
               <w:spacing w:after="0" w:line="240" w:lineRule="auto"/>
               <w:ind w:left="142"/>
               <w:rPr>
-                <w:rFonts w:ascii="Tahoma" w:hAnsi="Tahoma" w:cs="Tahoma"/>
-              </w:rPr>
-            </w:pPr>
-            <w:r>
-              <w:rPr>
-                <w:rFonts w:ascii="Tahoma" w:hAnsi="Tahoma" w:cs="Tahoma"/>
+                <w:rFonts w:cstheme="minorHAnsi"/>
+              </w:rPr>
+            </w:pPr>
+            <w:r>
+              <w:rPr>
+                <w:rFonts w:cstheme="minorHAnsi"/>
               </w:rPr>
               <w:t>{{ tx.location }}</w:t>
             </w:r>
@@ -655,7 +648,7 @@
             <w:pPr>
               <w:spacing w:after="0" w:line="240" w:lineRule="auto"/>
               <w:rPr>
-                <w:rFonts w:ascii="Tahoma" w:hAnsi="Tahoma" w:cs="Tahoma"/>
+                <w:rFonts w:cstheme="minorHAnsi"/>
                 <w:b/>
                 <w:sz w:val="16"/>
                 <w:u w:val="single"/>
@@ -677,7 +670,7 @@
             <w:pPr>
               <w:spacing w:after="0" w:line="240" w:lineRule="auto"/>
               <w:rPr>
-                <w:rFonts w:ascii="Tahoma" w:hAnsi="Tahoma" w:cs="Tahoma"/>
+                <w:rFonts w:cstheme="minorHAnsi"/>
                 <w:b/>
                 <w:sz w:val="10"/>
                 <w:szCs w:val="16"/>
@@ -701,7 +694,7 @@
             <w:pPr>
               <w:spacing w:after="0" w:line="240" w:lineRule="auto"/>
               <w:rPr>
-                <w:rFonts w:ascii="Tahoma" w:hAnsi="Tahoma" w:cs="Tahoma"/>
+                <w:rFonts w:cstheme="minorHAnsi"/>
                 <w:b/>
                 <w:sz w:val="10"/>
                 <w:szCs w:val="16"/>
@@ -723,7 +716,7 @@
             <w:pPr>
               <w:spacing w:after="0" w:line="240" w:lineRule="auto"/>
               <w:rPr>
-                <w:rFonts w:ascii="Tahoma" w:hAnsi="Tahoma" w:cs="Tahoma"/>
+                <w:rFonts w:cstheme="minorHAnsi"/>
                 <w:b/>
                 <w:sz w:val="10"/>
                 <w:szCs w:val="16"/>
@@ -746,7 +739,7 @@
             <w:pPr>
               <w:spacing w:after="0" w:line="240" w:lineRule="auto"/>
               <w:rPr>
-                <w:rFonts w:ascii="Tahoma" w:hAnsi="Tahoma" w:cs="Tahoma"/>
+                <w:rFonts w:cstheme="minorHAnsi"/>
                 <w:b/>
                 <w:u w:val="single"/>
               </w:rPr>
@@ -767,12 +760,12 @@
               <w:spacing w:after="0" w:line="240" w:lineRule="auto"/>
               <w:jc w:val="center"/>
               <w:rPr>
-                <w:rFonts w:ascii="Tahoma" w:hAnsi="Tahoma" w:cs="Tahoma"/>
-              </w:rPr>
-            </w:pPr>
-            <w:r>
-              <w:rPr>
-                <w:rFonts w:ascii="Tahoma" w:hAnsi="Tahoma" w:cs="Tahoma"/>
+                <w:rFonts w:cstheme="minorHAnsi"/>
+              </w:rPr>
+            </w:pPr>
+            <w:r>
+              <w:rPr>
+                <w:rFonts w:cstheme="minorHAnsi"/>
                 <w:b/>
               </w:rPr>
               <w:t>IR IMAGE</w:t>
@@ -795,7 +788,7 @@
               <w:spacing w:after="0" w:line="240" w:lineRule="auto"/>
               <w:jc w:val="center"/>
               <w:rPr>
-                <w:rFonts w:ascii="Tahoma" w:hAnsi="Tahoma" w:cs="Tahoma"/>
+                <w:rFonts w:cstheme="minorHAnsi"/>
                 <w:b/>
                 <w:u w:val="single"/>
               </w:rPr>
@@ -818,7 +811,7 @@
               <w:spacing w:after="0" w:line="240" w:lineRule="auto"/>
               <w:jc w:val="center"/>
               <w:rPr>
-                <w:rFonts w:ascii="Tahoma" w:hAnsi="Tahoma" w:cs="Tahoma"/>
+                <w:rFonts w:cstheme="minorHAnsi"/>
                 <w:b/>
                 <w:u w:val="single"/>
               </w:rPr>
@@ -839,13 +832,13 @@
               <w:spacing w:after="0" w:line="240" w:lineRule="auto"/>
               <w:jc w:val="center"/>
               <w:rPr>
-                <w:rFonts w:ascii="Tahoma" w:hAnsi="Tahoma" w:cs="Tahoma"/>
-                <w:b/>
-              </w:rPr>
-            </w:pPr>
-            <w:r>
-              <w:rPr>
-                <w:rFonts w:ascii="Tahoma" w:hAnsi="Tahoma" w:cs="Tahoma"/>
+                <w:rFonts w:cstheme="minorHAnsi"/>
+                <w:b/>
+              </w:rPr>
+            </w:pPr>
+            <w:r>
+              <w:rPr>
+                <w:rFonts w:cstheme="minorHAnsi"/>
                 <w:b/>
               </w:rPr>
               <w:t>VISUAL IMAGE</w:t>
@@ -864,7 +857,7 @@
             <w:pPr>
               <w:spacing w:after="0" w:line="240" w:lineRule="auto"/>
               <w:rPr>
-                <w:rFonts w:ascii="Tahoma" w:hAnsi="Tahoma" w:cs="Tahoma"/>
+                <w:rFonts w:cstheme="minorHAnsi"/>
                 <w:b/>
                 <w:u w:val="single"/>
               </w:rPr>
@@ -886,7 +879,7 @@
             <w:pPr>
               <w:spacing w:after="0" w:line="240" w:lineRule="auto"/>
               <w:rPr>
-                <w:rFonts w:ascii="Tahoma" w:hAnsi="Tahoma" w:cs="Tahoma"/>
+                <w:rFonts w:cstheme="minorHAnsi"/>
                 <w:b/>
                 <w:sz w:val="10"/>
                 <w:szCs w:val="16"/>
@@ -910,7 +903,7 @@
             <w:pPr>
               <w:spacing w:after="0" w:line="240" w:lineRule="auto"/>
               <w:rPr>
-                <w:rFonts w:ascii="Tahoma" w:hAnsi="Tahoma" w:cs="Tahoma"/>
+                <w:rFonts w:cstheme="minorHAnsi"/>
                 <w:b/>
                 <w:sz w:val="10"/>
                 <w:szCs w:val="16"/>
@@ -933,7 +926,7 @@
             <w:pPr>
               <w:spacing w:after="0" w:line="240" w:lineRule="auto"/>
               <w:rPr>
-                <w:rFonts w:ascii="Tahoma" w:hAnsi="Tahoma" w:cs="Tahoma"/>
+                <w:rFonts w:cstheme="minorHAnsi"/>
                 <w:b/>
                 <w:sz w:val="10"/>
                 <w:szCs w:val="16"/>
@@ -959,7 +952,7 @@
             <w:pPr>
               <w:spacing w:after="0" w:line="240" w:lineRule="auto"/>
               <w:rPr>
-                <w:rFonts w:ascii="Tahoma" w:hAnsi="Tahoma" w:cs="Tahoma"/>
+                <w:rFonts w:cstheme="minorHAnsi"/>
                 <w:b/>
                 <w:sz w:val="10"/>
                 <w:szCs w:val="16"/>
@@ -982,13 +975,13 @@
               <w:spacing w:after="0" w:line="240" w:lineRule="auto"/>
               <w:jc w:val="center"/>
               <w:rPr>
-                <w:rFonts w:ascii="Tahoma" w:hAnsi="Tahoma" w:cs="Tahoma"/>
-                <w:b/>
-              </w:rPr>
-            </w:pPr>
-            <w:r>
-              <w:rPr>
-                <w:rFonts w:ascii="Tahoma" w:eastAsia="Calibri" w:hAnsi="Tahoma" w:cs="Tahoma"/>
+                <w:rFonts w:cstheme="minorHAnsi"/>
+                <w:b/>
+              </w:rPr>
+            </w:pPr>
+            <w:r>
+              <w:rPr>
+                <w:rFonts w:eastAsia="Calibri" w:cstheme="minorHAnsi"/>
                 <w:b/>
                 <w:kern w:val="0"/>
                 <w14:ligatures w14:val="none"/>
@@ -1013,10 +1006,10 @@
                   <v:path o:extrusionok="f" gradientshapeok="t" o:connecttype="rect"/>
                   <o:lock v:ext="edit" aspectratio="t"/>
                 </v:shapetype>
-                <v:shape id="_x0000_i1027" type="#_x0000_t75" style="width:237.65pt;height:147.5pt" o:ole="">
+                <v:shape id="_x0000_i1029" type="#_x0000_t75" style="width:237.85pt;height:147.55pt" o:ole="">
                   <v:imagedata r:id="rId7" o:title="" croptop="1206f" cropbottom="3617f" cropleft="781f" cropright="781f"/>
                 </v:shape>
-                <w:control r:id="rId8" w:name="CIRViewer1211111131" w:shapeid="_x0000_i1027"/>
+                <w:control r:id="rId8" w:name="CIRViewer1211111131" w:shapeid="_x0000_i1029"/>
               </w:object>
             </w:r>
           </w:p>
@@ -1037,7 +1030,7 @@
               <w:spacing w:after="0" w:line="240" w:lineRule="auto"/>
               <w:jc w:val="center"/>
               <w:rPr>
-                <w:rFonts w:ascii="Tahoma" w:hAnsi="Tahoma" w:cs="Tahoma"/>
+                <w:rFonts w:cstheme="minorHAnsi"/>
                 <w:b/>
                 <w:u w:val="single"/>
               </w:rPr>
@@ -1060,7 +1053,7 @@
               <w:spacing w:after="0" w:line="240" w:lineRule="auto"/>
               <w:jc w:val="center"/>
               <w:rPr>
-                <w:rFonts w:ascii="Tahoma" w:hAnsi="Tahoma" w:cs="Tahoma"/>
+                <w:rFonts w:cstheme="minorHAnsi"/>
                 <w:b/>
                 <w:u w:val="single"/>
               </w:rPr>
@@ -1081,49 +1074,14 @@
               <w:spacing w:after="0" w:line="240" w:lineRule="auto"/>
               <w:jc w:val="center"/>
               <w:rPr>
-                <w:rFonts w:ascii="Tahoma" w:hAnsi="Tahoma" w:cs="Tahoma"/>
-              </w:rPr>
-            </w:pPr>
-            <w:r>
-              <w:rPr>
-                <w:rFonts w:ascii="Tahoma" w:hAnsi="Tahoma" w:cs="Tahoma"/>
-                <w:noProof/>
-              </w:rPr>
-              <w:drawing>
-                <wp:inline distT="0" distB="0" distL="0" distR="0" wp14:anchorId="733AA22A" wp14:editId="2B6C1BB9">
-                  <wp:extent cx="2526030" cy="2052320"/>
-                  <wp:effectExtent l="0" t="0" r="7620" b="5080"/>
-                  <wp:docPr id="2095649047" name="Picture 1"/>
-                  <wp:cNvGraphicFramePr>
-                    <a:graphicFrameLocks xmlns:a="http://schemas.openxmlformats.org/drawingml/2006/main" noChangeAspect="1"/>
-                  </wp:cNvGraphicFramePr>
-                  <a:graphic xmlns:a="http://schemas.openxmlformats.org/drawingml/2006/main">
-                    <a:graphicData uri="http://schemas.openxmlformats.org/drawingml/2006/picture">
-                      <pic:pic xmlns:pic="http://schemas.openxmlformats.org/drawingml/2006/picture">
-                        <pic:nvPicPr>
-                          <pic:cNvPr id="2095649047" name=""/>
-                          <pic:cNvPicPr/>
-                        </pic:nvPicPr>
-                        <pic:blipFill>
-                          <a:blip r:embed="rId9"/>
-                          <a:stretch>
-                            <a:fillRect/>
-                          </a:stretch>
-                        </pic:blipFill>
-                        <pic:spPr>
-                          <a:xfrm>
-                            <a:off x="0" y="0"/>
-                            <a:ext cx="2526030" cy="2052320"/>
-                          </a:xfrm>
-                          <a:prstGeom prst="rect">
-                            <a:avLst/>
-                          </a:prstGeom>
-                        </pic:spPr>
-                      </pic:pic>
-                    </a:graphicData>
-                  </a:graphic>
-                </wp:inline>
-              </w:drawing>
+                <w:rFonts w:cstheme="minorHAnsi"/>
+              </w:rPr>
+            </w:pPr>
+            <w:r>
+              <w:rPr>
+                <w:rFonts w:cstheme="minorHAnsi"/>
+              </w:rPr>
+              <w:t>{{ visual.image }}</w:t>
             </w:r>
           </w:p>
         </w:tc>
@@ -1140,7 +1098,7 @@
             <w:pPr>
               <w:spacing w:after="0" w:line="240" w:lineRule="auto"/>
               <w:rPr>
-                <w:rFonts w:ascii="Tahoma" w:hAnsi="Tahoma" w:cs="Tahoma"/>
+                <w:rFonts w:cstheme="minorHAnsi"/>
                 <w:b/>
                 <w:sz w:val="10"/>
                 <w:szCs w:val="16"/>
@@ -1164,7 +1122,7 @@
             <w:pPr>
               <w:spacing w:after="0" w:line="240" w:lineRule="auto"/>
               <w:rPr>
-                <w:rFonts w:ascii="Tahoma" w:hAnsi="Tahoma" w:cs="Tahoma"/>
+                <w:rFonts w:cstheme="minorHAnsi"/>
                 <w:b/>
                 <w:sz w:val="10"/>
                 <w:u w:val="single"/>
@@ -1187,7 +1145,7 @@
             <w:pPr>
               <w:spacing w:after="0" w:line="240" w:lineRule="auto"/>
               <w:rPr>
-                <w:rFonts w:ascii="Tahoma" w:hAnsi="Tahoma" w:cs="Tahoma"/>
+                <w:rFonts w:cstheme="minorHAnsi"/>
                 <w:b/>
                 <w:sz w:val="10"/>
                 <w:u w:val="single"/>
@@ -1208,7 +1166,7 @@
             <w:pPr>
               <w:spacing w:after="0" w:line="240" w:lineRule="auto"/>
               <w:rPr>
-                <w:rFonts w:ascii="Tahoma" w:hAnsi="Tahoma" w:cs="Tahoma"/>
+                <w:rFonts w:cstheme="minorHAnsi"/>
                 <w:b/>
                 <w:sz w:val="10"/>
                 <w:u w:val="single"/>
@@ -1230,7 +1188,7 @@
             <w:pPr>
               <w:spacing w:after="0" w:line="240" w:lineRule="auto"/>
               <w:rPr>
-                <w:rFonts w:ascii="Tahoma" w:hAnsi="Tahoma" w:cs="Tahoma"/>
+                <w:rFonts w:cstheme="minorHAnsi"/>
                 <w:b/>
                 <w:u w:val="single"/>
               </w:rPr>
@@ -1250,13 +1208,13 @@
               <w:spacing w:after="0" w:line="240" w:lineRule="auto"/>
               <w:ind w:left="144"/>
               <w:rPr>
-                <w:rFonts w:ascii="Tahoma" w:hAnsi="Tahoma" w:cs="Tahoma"/>
-                <w:b/>
-              </w:rPr>
-            </w:pPr>
-            <w:r>
-              <w:rPr>
-                <w:rFonts w:ascii="Tahoma" w:hAnsi="Tahoma" w:cs="Tahoma"/>
+                <w:rFonts w:cstheme="minorHAnsi"/>
+                <w:b/>
+              </w:rPr>
+            </w:pPr>
+            <w:r>
+              <w:rPr>
+                <w:rFonts w:cstheme="minorHAnsi"/>
                 <w:b/>
               </w:rPr>
               <w:t>PARAMETER</w:t>
@@ -1277,13 +1235,13 @@
               <w:spacing w:after="0" w:line="240" w:lineRule="auto"/>
               <w:jc w:val="center"/>
               <w:rPr>
-                <w:rFonts w:ascii="Tahoma" w:hAnsi="Tahoma" w:cs="Tahoma"/>
-                <w:b/>
-              </w:rPr>
-            </w:pPr>
-            <w:r>
-              <w:rPr>
-                <w:rFonts w:ascii="Tahoma" w:hAnsi="Tahoma" w:cs="Tahoma"/>
+                <w:rFonts w:cstheme="minorHAnsi"/>
+                <w:b/>
+              </w:rPr>
+            </w:pPr>
+            <w:r>
+              <w:rPr>
+                <w:rFonts w:cstheme="minorHAnsi"/>
                 <w:b/>
               </w:rPr>
               <w:t>VALUE</w:t>
@@ -1304,7 +1262,7 @@
             <w:pPr>
               <w:spacing w:after="0" w:line="240" w:lineRule="auto"/>
               <w:rPr>
-                <w:rFonts w:ascii="Tahoma" w:hAnsi="Tahoma" w:cs="Tahoma"/>
+                <w:rFonts w:cstheme="minorHAnsi"/>
                 <w:b/>
                 <w:u w:val="single"/>
               </w:rPr>
@@ -1325,7 +1283,7 @@
             <w:pPr>
               <w:spacing w:after="0" w:line="240" w:lineRule="auto"/>
               <w:rPr>
-                <w:rFonts w:ascii="Tahoma" w:hAnsi="Tahoma" w:cs="Tahoma"/>
+                <w:rFonts w:cstheme="minorHAnsi"/>
                 <w:b/>
                 <w:u w:val="single"/>
               </w:rPr>
@@ -1346,7 +1304,7 @@
             <w:pPr>
               <w:spacing w:after="0" w:line="240" w:lineRule="auto"/>
               <w:rPr>
-                <w:rFonts w:ascii="Tahoma" w:hAnsi="Tahoma" w:cs="Tahoma"/>
+                <w:rFonts w:cstheme="minorHAnsi"/>
                 <w:b/>
                 <w:u w:val="single"/>
               </w:rPr>
@@ -1366,7 +1324,7 @@
             <w:pPr>
               <w:spacing w:after="0" w:line="240" w:lineRule="auto"/>
               <w:rPr>
-                <w:rFonts w:ascii="Tahoma" w:hAnsi="Tahoma" w:cs="Tahoma"/>
+                <w:rFonts w:cstheme="minorHAnsi"/>
                 <w:b/>
                 <w:u w:val="single"/>
               </w:rPr>
@@ -1387,7 +1345,7 @@
             <w:pPr>
               <w:spacing w:after="0" w:line="240" w:lineRule="auto"/>
               <w:rPr>
-                <w:rFonts w:ascii="Tahoma" w:hAnsi="Tahoma" w:cs="Tahoma"/>
+                <w:rFonts w:cstheme="minorHAnsi"/>
                 <w:b/>
                 <w:u w:val="single"/>
               </w:rPr>
@@ -1405,26 +1363,18 @@
               <w:spacing w:after="0" w:line="240" w:lineRule="auto"/>
               <w:ind w:left="144"/>
               <w:rPr>
-                <w:rFonts w:ascii="Tahoma" w:hAnsi="Tahoma" w:cs="Tahoma"/>
+                <w:rFonts w:cstheme="minorHAnsi"/>
                 <w:sz w:val="20"/>
                 <w:szCs w:val="18"/>
               </w:rPr>
             </w:pPr>
             <w:r>
               <w:rPr>
-                <w:rFonts w:ascii="Tahoma" w:hAnsi="Tahoma" w:cs="Tahoma"/>
+                <w:rFonts w:cstheme="minorHAnsi"/>
                 <w:sz w:val="20"/>
                 <w:szCs w:val="18"/>
               </w:rPr>
-              <w:t>Spot Temp.1 (Sp</w:t>
-            </w:r>
-            <w:r>
-              <w:rPr>
-                <w:rFonts w:ascii="Tahoma" w:hAnsi="Tahoma" w:cs="Tahoma"/>
-                <w:sz w:val="20"/>
-                <w:szCs w:val="18"/>
-              </w:rPr>
-              <w:t>1)</w:t>
+              <w:t>Spot Temp.1 (Sp1)</w:t>
             </w:r>
           </w:p>
         </w:tc>
@@ -1439,14 +1389,14 @@
               <w:spacing w:after="0" w:line="240" w:lineRule="auto"/>
               <w:jc w:val="center"/>
               <w:rPr>
-                <w:rFonts w:ascii="Tahoma" w:hAnsi="Tahoma" w:cs="Tahoma"/>
+                <w:rFonts w:cstheme="minorHAnsi"/>
                 <w:sz w:val="20"/>
                 <w:szCs w:val="18"/>
               </w:rPr>
             </w:pPr>
             <w:r>
               <w:rPr>
-                <w:rFonts w:ascii="Tahoma" w:hAnsi="Tahoma" w:cs="Tahoma"/>
+                <w:rFonts w:cstheme="minorHAnsi"/>
                 <w:sz w:val="20"/>
                 <w:szCs w:val="18"/>
               </w:rPr>
@@ -1454,15 +1404,15 @@
             </w:r>
             <w:r>
               <w:rPr>
-                <w:rFonts w:ascii="Tahoma" w:hAnsi="Tahoma" w:cs="Tahoma"/>
+                <w:rFonts w:cstheme="minorHAnsi"/>
                 <w:sz w:val="20"/>
                 <w:szCs w:val="18"/>
               </w:rPr>
-              <w:instrText xml:space="preserve">DOCVARIABLE _Fd680761400 \* MERGEFORMAT </w:instrText>
-            </w:r>
-            <w:r>
-              <w:rPr>
-                <w:rFonts w:ascii="Tahoma" w:hAnsi="Tahoma" w:cs="Tahoma"/>
+              <w:instrText xml:space="preserve">DOCVARIABLE _Fd1424983032 \* MERGEFORMAT </w:instrText>
+            </w:r>
+            <w:r>
+              <w:rPr>
+                <w:rFonts w:cstheme="minorHAnsi"/>
                 <w:sz w:val="20"/>
                 <w:szCs w:val="18"/>
               </w:rPr>
@@ -1470,7 +1420,7 @@
             </w:r>
             <w:r>
               <w:rPr>
-                <w:rFonts w:ascii="Tahoma" w:hAnsi="Tahoma" w:cs="Tahoma"/>
+                <w:rFonts w:cstheme="minorHAnsi"/>
                 <w:sz w:val="20"/>
                 <w:szCs w:val="18"/>
               </w:rPr>
@@ -1478,7 +1428,7 @@
             </w:r>
             <w:r>
               <w:rPr>
-                <w:rFonts w:ascii="Tahoma" w:hAnsi="Tahoma" w:cs="Tahoma"/>
+                <w:rFonts w:cstheme="minorHAnsi"/>
                 <w:sz w:val="20"/>
                 <w:szCs w:val="18"/>
               </w:rPr>
@@ -1499,7 +1449,7 @@
             <w:pPr>
               <w:spacing w:after="0" w:line="240" w:lineRule="auto"/>
               <w:rPr>
-                <w:rFonts w:ascii="Tahoma" w:hAnsi="Tahoma" w:cs="Tahoma"/>
+                <w:rFonts w:cstheme="minorHAnsi"/>
                 <w:b/>
                 <w:u w:val="single"/>
               </w:rPr>
@@ -1517,13 +1467,13 @@
               <w:ind w:left="88" w:right="33"/>
               <w:jc w:val="both"/>
               <w:rPr>
-                <w:rFonts w:ascii="Tahoma" w:hAnsi="Tahoma" w:cs="Tahoma"/>
-                <w:b/>
-              </w:rPr>
-            </w:pPr>
-            <w:r>
-              <w:rPr>
-                <w:rFonts w:ascii="Tahoma" w:hAnsi="Tahoma" w:cs="Tahoma"/>
+                <w:rFonts w:cstheme="minorHAnsi"/>
+                <w:b/>
+              </w:rPr>
+            </w:pPr>
+            <w:r>
+              <w:rPr>
+                <w:rFonts w:cstheme="minorHAnsi"/>
                 <w:b/>
               </w:rPr>
               <w:t>PARAMETER</w:t>
@@ -1542,13 +1492,13 @@
               <w:ind w:right="33"/>
               <w:jc w:val="center"/>
               <w:rPr>
-                <w:rFonts w:ascii="Tahoma" w:hAnsi="Tahoma" w:cs="Tahoma"/>
-                <w:b/>
-              </w:rPr>
-            </w:pPr>
-            <w:r>
-              <w:rPr>
-                <w:rFonts w:ascii="Tahoma" w:hAnsi="Tahoma" w:cs="Tahoma"/>
+                <w:rFonts w:cstheme="minorHAnsi"/>
+                <w:b/>
+              </w:rPr>
+            </w:pPr>
+            <w:r>
+              <w:rPr>
+                <w:rFonts w:cstheme="minorHAnsi"/>
                 <w:b/>
               </w:rPr>
               <w:t>VALUE</w:t>
@@ -1567,7 +1517,7 @@
             <w:pPr>
               <w:spacing w:after="0" w:line="240" w:lineRule="auto"/>
               <w:rPr>
-                <w:rFonts w:ascii="Tahoma" w:hAnsi="Tahoma" w:cs="Tahoma"/>
+                <w:rFonts w:cstheme="minorHAnsi"/>
                 <w:b/>
                 <w:u w:val="single"/>
               </w:rPr>
@@ -1588,7 +1538,7 @@
             <w:pPr>
               <w:spacing w:after="0" w:line="240" w:lineRule="auto"/>
               <w:rPr>
-                <w:rFonts w:ascii="Tahoma" w:hAnsi="Tahoma" w:cs="Tahoma"/>
+                <w:rFonts w:cstheme="minorHAnsi"/>
                 <w:b/>
                 <w:u w:val="single"/>
               </w:rPr>
@@ -1606,26 +1556,18 @@
               <w:spacing w:after="0" w:line="240" w:lineRule="auto"/>
               <w:ind w:left="144"/>
               <w:rPr>
-                <w:rFonts w:ascii="Tahoma" w:hAnsi="Tahoma" w:cs="Tahoma"/>
+                <w:rFonts w:cstheme="minorHAnsi"/>
                 <w:sz w:val="20"/>
                 <w:szCs w:val="18"/>
               </w:rPr>
             </w:pPr>
             <w:r>
               <w:rPr>
-                <w:rFonts w:ascii="Tahoma" w:hAnsi="Tahoma" w:cs="Tahoma"/>
+                <w:rFonts w:cstheme="minorHAnsi"/>
                 <w:sz w:val="20"/>
                 <w:szCs w:val="18"/>
               </w:rPr>
-              <w:t>Spot Temp. 2 (Sp</w:t>
-            </w:r>
-            <w:r>
-              <w:rPr>
-                <w:rFonts w:ascii="Tahoma" w:hAnsi="Tahoma" w:cs="Tahoma"/>
-                <w:sz w:val="20"/>
-                <w:szCs w:val="18"/>
-              </w:rPr>
-              <w:t>2)</w:t>
+              <w:t>Spot Temp. 2 (Sp2)</w:t>
             </w:r>
           </w:p>
         </w:tc>
@@ -1640,14 +1582,14 @@
               <w:spacing w:after="0" w:line="240" w:lineRule="auto"/>
               <w:jc w:val="center"/>
               <w:rPr>
-                <w:rFonts w:ascii="Tahoma" w:hAnsi="Tahoma" w:cs="Tahoma"/>
+                <w:rFonts w:cstheme="minorHAnsi"/>
                 <w:sz w:val="20"/>
                 <w:szCs w:val="18"/>
               </w:rPr>
             </w:pPr>
             <w:r>
               <w:rPr>
-                <w:rFonts w:ascii="Tahoma" w:hAnsi="Tahoma" w:cs="Tahoma"/>
+                <w:rFonts w:cstheme="minorHAnsi"/>
                 <w:sz w:val="20"/>
                 <w:szCs w:val="18"/>
               </w:rPr>
@@ -1655,15 +1597,15 @@
             </w:r>
             <w:r>
               <w:rPr>
-                <w:rFonts w:ascii="Tahoma" w:hAnsi="Tahoma" w:cs="Tahoma"/>
+                <w:rFonts w:cstheme="minorHAnsi"/>
                 <w:sz w:val="20"/>
                 <w:szCs w:val="18"/>
               </w:rPr>
-              <w:instrText xml:space="preserve">DOCVARIABLE _Fd413039469 \* MERGEFORMAT </w:instrText>
-            </w:r>
-            <w:r>
-              <w:rPr>
-                <w:rFonts w:ascii="Tahoma" w:hAnsi="Tahoma" w:cs="Tahoma"/>
+              <w:instrText xml:space="preserve">DOCVARIABLE _Fd513185436 \* MERGEFORMAT </w:instrText>
+            </w:r>
+            <w:r>
+              <w:rPr>
+                <w:rFonts w:cstheme="minorHAnsi"/>
                 <w:sz w:val="20"/>
                 <w:szCs w:val="18"/>
               </w:rPr>
@@ -1671,7 +1613,7 @@
             </w:r>
             <w:r>
               <w:rPr>
-                <w:rFonts w:ascii="Tahoma" w:hAnsi="Tahoma" w:cs="Tahoma"/>
+                <w:rFonts w:cstheme="minorHAnsi"/>
                 <w:sz w:val="20"/>
                 <w:szCs w:val="18"/>
               </w:rPr>
@@ -1679,7 +1621,7 @@
             </w:r>
             <w:r>
               <w:rPr>
-                <w:rFonts w:ascii="Tahoma" w:hAnsi="Tahoma" w:cs="Tahoma"/>
+                <w:rFonts w:cstheme="minorHAnsi"/>
                 <w:sz w:val="20"/>
                 <w:szCs w:val="18"/>
               </w:rPr>
@@ -1700,7 +1642,7 @@
             <w:pPr>
               <w:spacing w:after="0" w:line="240" w:lineRule="auto"/>
               <w:rPr>
-                <w:rFonts w:ascii="Tahoma" w:hAnsi="Tahoma" w:cs="Tahoma"/>
+                <w:rFonts w:cstheme="minorHAnsi"/>
                 <w:b/>
                 <w:u w:val="single"/>
               </w:rPr>
@@ -1718,14 +1660,14 @@
               <w:spacing w:after="0" w:line="240" w:lineRule="auto"/>
               <w:ind w:left="88" w:right="33"/>
               <w:rPr>
-                <w:rFonts w:ascii="Tahoma" w:hAnsi="Tahoma" w:cs="Tahoma"/>
+                <w:rFonts w:cstheme="minorHAnsi"/>
                 <w:sz w:val="20"/>
                 <w:szCs w:val="18"/>
               </w:rPr>
             </w:pPr>
             <w:r>
               <w:rPr>
-                <w:rFonts w:ascii="Tahoma" w:hAnsi="Tahoma" w:cs="Tahoma"/>
+                <w:rFonts w:cstheme="minorHAnsi"/>
                 <w:sz w:val="20"/>
                 <w:szCs w:val="18"/>
               </w:rPr>
@@ -1745,14 +1687,14 @@
               <w:ind w:right="33"/>
               <w:jc w:val="center"/>
               <w:rPr>
-                <w:rFonts w:ascii="Tahoma" w:hAnsi="Tahoma" w:cs="Tahoma"/>
+                <w:rFonts w:cstheme="minorHAnsi"/>
                 <w:sz w:val="20"/>
                 <w:szCs w:val="18"/>
               </w:rPr>
             </w:pPr>
             <w:r>
               <w:rPr>
-                <w:rFonts w:ascii="Tahoma" w:hAnsi="Tahoma" w:cs="Tahoma"/>
+                <w:rFonts w:cstheme="minorHAnsi"/>
                 <w:sz w:val="20"/>
                 <w:szCs w:val="18"/>
               </w:rPr>
@@ -1772,7 +1714,7 @@
             <w:pPr>
               <w:spacing w:after="0" w:line="240" w:lineRule="auto"/>
               <w:rPr>
-                <w:rFonts w:ascii="Tahoma" w:hAnsi="Tahoma" w:cs="Tahoma"/>
+                <w:rFonts w:cstheme="minorHAnsi"/>
                 <w:b/>
                 <w:u w:val="single"/>
               </w:rPr>
@@ -1793,7 +1735,7 @@
             <w:pPr>
               <w:spacing w:after="0" w:line="240" w:lineRule="auto"/>
               <w:rPr>
-                <w:rFonts w:ascii="Tahoma" w:hAnsi="Tahoma" w:cs="Tahoma"/>
+                <w:rFonts w:cstheme="minorHAnsi"/>
                 <w:b/>
                 <w:u w:val="single"/>
               </w:rPr>
@@ -1811,14 +1753,14 @@
               <w:spacing w:after="0" w:line="240" w:lineRule="auto"/>
               <w:ind w:left="144"/>
               <w:rPr>
-                <w:rFonts w:ascii="Tahoma" w:hAnsi="Tahoma" w:cs="Tahoma"/>
+                <w:rFonts w:cstheme="minorHAnsi"/>
                 <w:sz w:val="20"/>
                 <w:szCs w:val="18"/>
               </w:rPr>
             </w:pPr>
             <w:r>
               <w:rPr>
-                <w:rFonts w:ascii="Tahoma" w:hAnsi="Tahoma" w:cs="Tahoma"/>
+                <w:rFonts w:cstheme="minorHAnsi"/>
                 <w:sz w:val="20"/>
                 <w:szCs w:val="18"/>
               </w:rPr>
@@ -1837,14 +1779,14 @@
               <w:spacing w:after="0" w:line="240" w:lineRule="auto"/>
               <w:jc w:val="center"/>
               <w:rPr>
-                <w:rFonts w:ascii="Tahoma" w:hAnsi="Tahoma" w:cs="Tahoma"/>
+                <w:rFonts w:cstheme="minorHAnsi"/>
                 <w:sz w:val="20"/>
                 <w:szCs w:val="18"/>
               </w:rPr>
             </w:pPr>
             <w:r>
               <w:rPr>
-                <w:rFonts w:ascii="Tahoma" w:hAnsi="Tahoma" w:cs="Tahoma"/>
+                <w:rFonts w:cstheme="minorHAnsi"/>
                 <w:sz w:val="20"/>
                 <w:szCs w:val="18"/>
               </w:rPr>
@@ -1852,15 +1794,15 @@
             </w:r>
             <w:r>
               <w:rPr>
-                <w:rFonts w:ascii="Tahoma" w:hAnsi="Tahoma" w:cs="Tahoma"/>
+                <w:rFonts w:cstheme="minorHAnsi"/>
                 <w:sz w:val="20"/>
                 <w:szCs w:val="18"/>
               </w:rPr>
-              <w:instrText xml:space="preserve">DOCVARIABLE _Fd1958575187 \* MERGEFORMAT </w:instrText>
-            </w:r>
-            <w:r>
-              <w:rPr>
-                <w:rFonts w:ascii="Tahoma" w:hAnsi="Tahoma" w:cs="Tahoma"/>
+              <w:instrText xml:space="preserve">DOCVARIABLE _Fd1322869000 \* MERGEFORMAT </w:instrText>
+            </w:r>
+            <w:r>
+              <w:rPr>
+                <w:rFonts w:cstheme="minorHAnsi"/>
                 <w:sz w:val="20"/>
                 <w:szCs w:val="18"/>
               </w:rPr>
@@ -1868,7 +1810,7 @@
             </w:r>
             <w:r>
               <w:rPr>
-                <w:rFonts w:ascii="Tahoma" w:hAnsi="Tahoma" w:cs="Tahoma"/>
+                <w:rFonts w:cstheme="minorHAnsi"/>
                 <w:sz w:val="20"/>
                 <w:szCs w:val="18"/>
               </w:rPr>
@@ -1876,7 +1818,7 @@
             </w:r>
             <w:r>
               <w:rPr>
-                <w:rFonts w:ascii="Tahoma" w:hAnsi="Tahoma" w:cs="Tahoma"/>
+                <w:rFonts w:cstheme="minorHAnsi"/>
                 <w:sz w:val="20"/>
                 <w:szCs w:val="18"/>
               </w:rPr>
@@ -1897,7 +1839,7 @@
             <w:pPr>
               <w:spacing w:after="0" w:line="240" w:lineRule="auto"/>
               <w:rPr>
-                <w:rFonts w:ascii="Tahoma" w:hAnsi="Tahoma" w:cs="Tahoma"/>
+                <w:rFonts w:cstheme="minorHAnsi"/>
                 <w:b/>
                 <w:u w:val="single"/>
               </w:rPr>
@@ -1915,14 +1857,14 @@
               <w:spacing w:after="0" w:line="240" w:lineRule="auto"/>
               <w:ind w:left="88" w:right="33"/>
               <w:rPr>
-                <w:rFonts w:ascii="Tahoma" w:hAnsi="Tahoma" w:cs="Tahoma"/>
+                <w:rFonts w:cstheme="minorHAnsi"/>
                 <w:sz w:val="20"/>
                 <w:szCs w:val="18"/>
               </w:rPr>
             </w:pPr>
             <w:r>
               <w:rPr>
-                <w:rFonts w:ascii="Tahoma" w:hAnsi="Tahoma" w:cs="Tahoma"/>
+                <w:rFonts w:cstheme="minorHAnsi"/>
                 <w:sz w:val="20"/>
                 <w:szCs w:val="18"/>
               </w:rPr>
@@ -1942,14 +1884,14 @@
               <w:ind w:right="33"/>
               <w:jc w:val="center"/>
               <w:rPr>
-                <w:rFonts w:ascii="Tahoma" w:hAnsi="Tahoma" w:cs="Tahoma"/>
+                <w:rFonts w:cstheme="minorHAnsi"/>
                 <w:sz w:val="20"/>
                 <w:szCs w:val="18"/>
               </w:rPr>
             </w:pPr>
             <w:r>
               <w:rPr>
-                <w:rFonts w:ascii="Tahoma" w:hAnsi="Tahoma" w:cs="Tahoma"/>
+                <w:rFonts w:cstheme="minorHAnsi"/>
                 <w:sz w:val="20"/>
                 <w:szCs w:val="18"/>
               </w:rPr>
@@ -1969,7 +1911,7 @@
             <w:pPr>
               <w:spacing w:after="0" w:line="240" w:lineRule="auto"/>
               <w:rPr>
-                <w:rFonts w:ascii="Tahoma" w:hAnsi="Tahoma" w:cs="Tahoma"/>
+                <w:rFonts w:cstheme="minorHAnsi"/>
                 <w:b/>
                 <w:u w:val="single"/>
               </w:rPr>
@@ -1990,7 +1932,7 @@
             <w:pPr>
               <w:spacing w:after="0" w:line="240" w:lineRule="auto"/>
               <w:rPr>
-                <w:rFonts w:ascii="Tahoma" w:hAnsi="Tahoma" w:cs="Tahoma"/>
+                <w:rFonts w:cstheme="minorHAnsi"/>
                 <w:b/>
                 <w:u w:val="single"/>
               </w:rPr>
@@ -2008,14 +1950,14 @@
               <w:spacing w:after="0" w:line="240" w:lineRule="auto"/>
               <w:ind w:left="144"/>
               <w:rPr>
-                <w:rFonts w:ascii="Tahoma" w:hAnsi="Tahoma" w:cs="Tahoma"/>
+                <w:rFonts w:cstheme="minorHAnsi"/>
                 <w:sz w:val="20"/>
                 <w:szCs w:val="18"/>
               </w:rPr>
             </w:pPr>
             <w:r>
               <w:rPr>
-                <w:rFonts w:ascii="Tahoma" w:hAnsi="Tahoma" w:cs="Tahoma"/>
+                <w:rFonts w:cstheme="minorHAnsi"/>
                 <w:sz w:val="20"/>
                 <w:szCs w:val="18"/>
               </w:rPr>
@@ -2034,14 +1976,14 @@
               <w:spacing w:after="0" w:line="240" w:lineRule="auto"/>
               <w:jc w:val="center"/>
               <w:rPr>
-                <w:rFonts w:ascii="Tahoma" w:hAnsi="Tahoma" w:cs="Tahoma"/>
+                <w:rFonts w:cstheme="minorHAnsi"/>
                 <w:sz w:val="20"/>
                 <w:szCs w:val="18"/>
               </w:rPr>
             </w:pPr>
             <w:r>
               <w:rPr>
-                <w:rFonts w:ascii="Tahoma" w:hAnsi="Tahoma" w:cs="Tahoma"/>
+                <w:rFonts w:cstheme="minorHAnsi"/>
                 <w:sz w:val="20"/>
                 <w:szCs w:val="20"/>
               </w:rPr>
@@ -2062,7 +2004,7 @@
             <w:pPr>
               <w:spacing w:after="0" w:line="240" w:lineRule="auto"/>
               <w:rPr>
-                <w:rFonts w:ascii="Tahoma" w:hAnsi="Tahoma" w:cs="Tahoma"/>
+                <w:rFonts w:cstheme="minorHAnsi"/>
                 <w:b/>
                 <w:u w:val="single"/>
               </w:rPr>
@@ -2080,14 +2022,14 @@
               <w:spacing w:after="0" w:line="240" w:lineRule="auto"/>
               <w:ind w:left="88" w:right="33"/>
               <w:rPr>
-                <w:rFonts w:ascii="Tahoma" w:hAnsi="Tahoma" w:cs="Tahoma"/>
+                <w:rFonts w:cstheme="minorHAnsi"/>
                 <w:sz w:val="20"/>
                 <w:szCs w:val="18"/>
               </w:rPr>
             </w:pPr>
             <w:r>
               <w:rPr>
-                <w:rFonts w:ascii="Tahoma" w:hAnsi="Tahoma" w:cs="Tahoma"/>
+                <w:rFonts w:cstheme="minorHAnsi"/>
                 <w:sz w:val="20"/>
                 <w:szCs w:val="18"/>
               </w:rPr>
@@ -2107,14 +2049,14 @@
               <w:ind w:right="33"/>
               <w:jc w:val="center"/>
               <w:rPr>
-                <w:rFonts w:ascii="Tahoma" w:hAnsi="Tahoma" w:cs="Tahoma"/>
+                <w:rFonts w:cstheme="minorHAnsi"/>
                 <w:sz w:val="20"/>
                 <w:szCs w:val="18"/>
               </w:rPr>
             </w:pPr>
             <w:r>
               <w:rPr>
-                <w:rFonts w:ascii="Tahoma" w:hAnsi="Tahoma" w:cs="Tahoma"/>
+                <w:rFonts w:cstheme="minorHAnsi"/>
                 <w:sz w:val="20"/>
                 <w:szCs w:val="18"/>
               </w:rPr>
@@ -2134,7 +2076,7 @@
             <w:pPr>
               <w:spacing w:after="0" w:line="240" w:lineRule="auto"/>
               <w:rPr>
-                <w:rFonts w:ascii="Tahoma" w:hAnsi="Tahoma" w:cs="Tahoma"/>
+                <w:rFonts w:cstheme="minorHAnsi"/>
                 <w:b/>
                 <w:u w:val="single"/>
               </w:rPr>
@@ -2155,7 +2097,7 @@
             <w:pPr>
               <w:spacing w:after="0" w:line="240" w:lineRule="auto"/>
               <w:rPr>
-                <w:rFonts w:ascii="Tahoma" w:hAnsi="Tahoma" w:cs="Tahoma"/>
+                <w:rFonts w:cstheme="minorHAnsi"/>
                 <w:b/>
                 <w:u w:val="single"/>
               </w:rPr>
@@ -2173,7 +2115,7 @@
               <w:spacing w:after="0" w:line="240" w:lineRule="auto"/>
               <w:ind w:left="144"/>
               <w:rPr>
-                <w:rFonts w:ascii="Tahoma" w:hAnsi="Tahoma" w:cs="Tahoma"/>
+                <w:rFonts w:cstheme="minorHAnsi"/>
                 <w:b/>
                 <w:sz w:val="20"/>
                 <w:szCs w:val="18"/>
@@ -2181,7 +2123,7 @@
             </w:pPr>
             <w:r>
               <w:rPr>
-                <w:rFonts w:ascii="Tahoma" w:hAnsi="Tahoma" w:cs="Tahoma"/>
+                <w:rFonts w:cstheme="minorHAnsi"/>
                 <w:sz w:val="20"/>
                 <w:szCs w:val="18"/>
               </w:rPr>
@@ -2200,14 +2142,14 @@
               <w:spacing w:after="0" w:line="240" w:lineRule="auto"/>
               <w:jc w:val="center"/>
               <w:rPr>
-                <w:rFonts w:ascii="Tahoma" w:hAnsi="Tahoma" w:cs="Tahoma"/>
+                <w:rFonts w:cstheme="minorHAnsi"/>
                 <w:sz w:val="20"/>
                 <w:szCs w:val="20"/>
               </w:rPr>
             </w:pPr>
             <w:r>
               <w:rPr>
-                <w:rFonts w:ascii="Tahoma" w:hAnsi="Tahoma" w:cs="Tahoma"/>
+                <w:rFonts w:cstheme="minorHAnsi"/>
                 <w:sz w:val="20"/>
                 <w:szCs w:val="20"/>
               </w:rPr>
@@ -2215,15 +2157,15 @@
             </w:r>
             <w:r>
               <w:rPr>
-                <w:rFonts w:ascii="Tahoma" w:hAnsi="Tahoma" w:cs="Tahoma"/>
+                <w:rFonts w:cstheme="minorHAnsi"/>
                 <w:sz w:val="20"/>
                 <w:szCs w:val="20"/>
               </w:rPr>
-              <w:instrText xml:space="preserve">DOCVARIABLE _Fd1942084191 \* MERGEFORMAT </w:instrText>
-            </w:r>
-            <w:r>
-              <w:rPr>
-                <w:rFonts w:ascii="Tahoma" w:hAnsi="Tahoma" w:cs="Tahoma"/>
+              <w:instrText xml:space="preserve">DOCVARIABLE _Fd1964397941 \* MERGEFORMAT </w:instrText>
+            </w:r>
+            <w:r>
+              <w:rPr>
+                <w:rFonts w:cstheme="minorHAnsi"/>
                 <w:sz w:val="20"/>
                 <w:szCs w:val="20"/>
               </w:rPr>
@@ -2231,7 +2173,7 @@
             </w:r>
             <w:r>
               <w:rPr>
-                <w:rFonts w:ascii="Tahoma" w:hAnsi="Tahoma" w:cs="Tahoma"/>
+                <w:rFonts w:cstheme="minorHAnsi"/>
                 <w:sz w:val="20"/>
                 <w:szCs w:val="20"/>
               </w:rPr>
@@ -2239,7 +2181,7 @@
             </w:r>
             <w:r>
               <w:rPr>
-                <w:rFonts w:ascii="Tahoma" w:hAnsi="Tahoma" w:cs="Tahoma"/>
+                <w:rFonts w:cstheme="minorHAnsi"/>
                 <w:sz w:val="20"/>
                 <w:szCs w:val="20"/>
               </w:rPr>
@@ -2260,7 +2202,7 @@
             <w:pPr>
               <w:spacing w:after="0" w:line="240" w:lineRule="auto"/>
               <w:rPr>
-                <w:rFonts w:ascii="Tahoma" w:hAnsi="Tahoma" w:cs="Tahoma"/>
+                <w:rFonts w:cstheme="minorHAnsi"/>
                 <w:b/>
                 <w:u w:val="single"/>
               </w:rPr>
@@ -2281,14 +2223,14 @@
               <w:spacing w:after="0" w:line="240" w:lineRule="auto"/>
               <w:ind w:left="88" w:right="33"/>
               <w:rPr>
-                <w:rFonts w:ascii="Tahoma" w:hAnsi="Tahoma" w:cs="Tahoma"/>
+                <w:rFonts w:cstheme="minorHAnsi"/>
                 <w:sz w:val="20"/>
                 <w:szCs w:val="18"/>
               </w:rPr>
             </w:pPr>
             <w:r>
               <w:rPr>
-                <w:rFonts w:ascii="Tahoma" w:hAnsi="Tahoma" w:cs="Tahoma"/>
+                <w:rFonts w:cstheme="minorHAnsi"/>
                 <w:sz w:val="20"/>
                 <w:szCs w:val="18"/>
               </w:rPr>
@@ -2311,14 +2253,14 @@
               <w:ind w:right="33"/>
               <w:jc w:val="center"/>
               <w:rPr>
-                <w:rFonts w:ascii="Tahoma" w:hAnsi="Tahoma" w:cs="Tahoma"/>
+                <w:rFonts w:cstheme="minorHAnsi"/>
                 <w:sz w:val="20"/>
                 <w:szCs w:val="18"/>
               </w:rPr>
             </w:pPr>
             <w:r>
               <w:rPr>
-                <w:rFonts w:ascii="Tahoma" w:hAnsi="Tahoma" w:cs="Tahoma"/>
+                <w:rFonts w:cstheme="minorHAnsi"/>
                 <w:sz w:val="20"/>
                 <w:szCs w:val="18"/>
               </w:rPr>
@@ -2338,7 +2280,7 @@
             <w:pPr>
               <w:spacing w:after="0" w:line="240" w:lineRule="auto"/>
               <w:rPr>
-                <w:rFonts w:ascii="Tahoma" w:hAnsi="Tahoma" w:cs="Tahoma"/>
+                <w:rFonts w:cstheme="minorHAnsi"/>
                 <w:b/>
                 <w:u w:val="single"/>
               </w:rPr>
@@ -2359,7 +2301,7 @@
             <w:pPr>
               <w:spacing w:after="0" w:line="240" w:lineRule="auto"/>
               <w:rPr>
-                <w:rFonts w:ascii="Tahoma" w:hAnsi="Tahoma" w:cs="Tahoma"/>
+                <w:rFonts w:cstheme="minorHAnsi"/>
                 <w:b/>
                 <w:u w:val="single"/>
               </w:rPr>
@@ -2377,14 +2319,14 @@
               <w:spacing w:after="0" w:line="240" w:lineRule="auto"/>
               <w:ind w:left="144"/>
               <w:rPr>
-                <w:rFonts w:ascii="Tahoma" w:hAnsi="Tahoma" w:cs="Tahoma"/>
+                <w:rFonts w:cstheme="minorHAnsi"/>
                 <w:sz w:val="20"/>
                 <w:szCs w:val="18"/>
               </w:rPr>
             </w:pPr>
             <w:r>
               <w:rPr>
-                <w:rFonts w:ascii="Tahoma" w:hAnsi="Tahoma" w:cs="Tahoma"/>
+                <w:rFonts w:cstheme="minorHAnsi"/>
                 <w:sz w:val="20"/>
                 <w:szCs w:val="18"/>
               </w:rPr>
@@ -2403,14 +2345,14 @@
               <w:spacing w:after="0" w:line="240" w:lineRule="auto"/>
               <w:jc w:val="center"/>
               <w:rPr>
-                <w:rFonts w:ascii="Tahoma" w:hAnsi="Tahoma" w:cs="Tahoma"/>
+                <w:rFonts w:cstheme="minorHAnsi"/>
                 <w:sz w:val="20"/>
                 <w:szCs w:val="20"/>
               </w:rPr>
             </w:pPr>
             <w:r>
               <w:rPr>
-                <w:rFonts w:ascii="Tahoma" w:hAnsi="Tahoma" w:cs="Tahoma"/>
+                <w:rFonts w:cstheme="minorHAnsi"/>
                 <w:sz w:val="20"/>
                 <w:szCs w:val="18"/>
               </w:rPr>
@@ -2431,7 +2373,7 @@
             <w:pPr>
               <w:spacing w:after="0" w:line="240" w:lineRule="auto"/>
               <w:rPr>
-                <w:rFonts w:ascii="Tahoma" w:hAnsi="Tahoma" w:cs="Tahoma"/>
+                <w:rFonts w:cstheme="minorHAnsi"/>
                 <w:b/>
                 <w:u w:val="single"/>
               </w:rPr>
@@ -2452,14 +2394,14 @@
               <w:spacing w:after="0" w:line="240" w:lineRule="auto"/>
               <w:ind w:left="88" w:right="33"/>
               <w:rPr>
-                <w:rFonts w:ascii="Tahoma" w:hAnsi="Tahoma" w:cs="Tahoma"/>
+                <w:rFonts w:cstheme="minorHAnsi"/>
                 <w:sz w:val="20"/>
                 <w:szCs w:val="18"/>
               </w:rPr>
             </w:pPr>
             <w:r>
               <w:rPr>
-                <w:rFonts w:ascii="Tahoma" w:hAnsi="Tahoma" w:cs="Tahoma"/>
+                <w:rFonts w:cstheme="minorHAnsi"/>
                 <w:sz w:val="20"/>
                 <w:szCs w:val="18"/>
               </w:rPr>
@@ -2482,14 +2424,14 @@
               <w:ind w:right="33"/>
               <w:jc w:val="center"/>
               <w:rPr>
-                <w:rFonts w:ascii="Tahoma" w:hAnsi="Tahoma" w:cs="Tahoma"/>
+                <w:rFonts w:cstheme="minorHAnsi"/>
                 <w:sz w:val="20"/>
                 <w:szCs w:val="18"/>
               </w:rPr>
             </w:pPr>
             <w:r>
               <w:rPr>
-                <w:rFonts w:ascii="Tahoma" w:hAnsi="Tahoma" w:cs="Tahoma"/>
+                <w:rFonts w:cstheme="minorHAnsi"/>
                 <w:sz w:val="20"/>
                 <w:szCs w:val="18"/>
               </w:rPr>
@@ -2509,7 +2451,7 @@
             <w:pPr>
               <w:spacing w:after="0" w:line="240" w:lineRule="auto"/>
               <w:rPr>
-                <w:rFonts w:ascii="Tahoma" w:hAnsi="Tahoma" w:cs="Tahoma"/>
+                <w:rFonts w:cstheme="minorHAnsi"/>
                 <w:b/>
                 <w:u w:val="single"/>
               </w:rPr>
@@ -2530,7 +2472,7 @@
             <w:pPr>
               <w:spacing w:after="0" w:line="240" w:lineRule="auto"/>
               <w:rPr>
-                <w:rFonts w:ascii="Tahoma" w:hAnsi="Tahoma" w:cs="Tahoma"/>
+                <w:rFonts w:cstheme="minorHAnsi"/>
                 <w:b/>
                 <w:u w:val="single"/>
               </w:rPr>
@@ -2551,26 +2493,18 @@
               <w:spacing w:after="0" w:line="240" w:lineRule="auto"/>
               <w:ind w:left="144"/>
               <w:rPr>
-                <w:rFonts w:ascii="Tahoma" w:hAnsi="Tahoma" w:cs="Tahoma"/>
+                <w:rFonts w:cstheme="minorHAnsi"/>
                 <w:sz w:val="20"/>
                 <w:szCs w:val="18"/>
               </w:rPr>
             </w:pPr>
             <w:r>
               <w:rPr>
-                <w:rFonts w:ascii="Tahoma" w:hAnsi="Tahoma" w:cs="Tahoma"/>
+                <w:rFonts w:cstheme="minorHAnsi"/>
                 <w:sz w:val="20"/>
                 <w:szCs w:val="18"/>
               </w:rPr>
-              <w:t>Defect</w:t>
-            </w:r>
-            <w:r>
-              <w:rPr>
-                <w:rFonts w:ascii="Tahoma" w:hAnsi="Tahoma" w:cs="Tahoma"/>
-                <w:sz w:val="20"/>
-                <w:szCs w:val="18"/>
-              </w:rPr>
-              <w:t xml:space="preserve"> </w:t>
+              <w:t xml:space="preserve">Defect </w:t>
             </w:r>
           </w:p>
         </w:tc>
@@ -2589,19 +2523,11 @@
               <w:spacing w:after="0" w:line="240" w:lineRule="auto"/>
               <w:jc w:val="center"/>
               <w:rPr>
-                <w:rFonts w:ascii="Tahoma" w:hAnsi="Tahoma" w:cs="Tahoma"/>
+                <w:rFonts w:cstheme="minorHAnsi"/>
                 <w:sz w:val="20"/>
                 <w:szCs w:val="18"/>
               </w:rPr>
             </w:pPr>
-            <w:r>
-              <w:rPr>
-                <w:rFonts w:ascii="Tahoma" w:hAnsi="Tahoma" w:cs="Tahoma"/>
-                <w:sz w:val="18"/>
-                <w:szCs w:val="16"/>
-              </w:rPr>
-              <w:t>REPAIR IMMEDIATELY</w:t>
-            </w:r>
           </w:p>
         </w:tc>
         <w:tc>
@@ -2618,7 +2544,7 @@
             <w:pPr>
               <w:spacing w:after="0" w:line="240" w:lineRule="auto"/>
               <w:rPr>
-                <w:rFonts w:ascii="Tahoma" w:hAnsi="Tahoma" w:cs="Tahoma"/>
+                <w:rFonts w:cstheme="minorHAnsi"/>
                 <w:b/>
                 <w:u w:val="single"/>
               </w:rPr>
@@ -2642,7 +2568,7 @@
               <w:spacing w:after="0" w:line="240" w:lineRule="auto"/>
               <w:ind w:left="88" w:right="33"/>
               <w:rPr>
-                <w:rFonts w:ascii="Tahoma" w:hAnsi="Tahoma" w:cs="Tahoma"/>
+                <w:rFonts w:cstheme="minorHAnsi"/>
                 <w:sz w:val="20"/>
                 <w:szCs w:val="18"/>
               </w:rPr>
@@ -2667,7 +2593,7 @@
               <w:ind w:right="33"/>
               <w:jc w:val="center"/>
               <w:rPr>
-                <w:rFonts w:ascii="Tahoma" w:hAnsi="Tahoma" w:cs="Tahoma"/>
+                <w:rFonts w:cstheme="minorHAnsi"/>
                 <w:sz w:val="20"/>
                 <w:szCs w:val="18"/>
               </w:rPr>
@@ -2687,7 +2613,7 @@
             <w:pPr>
               <w:spacing w:after="0" w:line="240" w:lineRule="auto"/>
               <w:rPr>
-                <w:rFonts w:ascii="Tahoma" w:hAnsi="Tahoma" w:cs="Tahoma"/>
+                <w:rFonts w:cstheme="minorHAnsi"/>
                 <w:b/>
                 <w:u w:val="single"/>
               </w:rPr>
@@ -2712,7 +2638,7 @@
             <w:pPr>
               <w:spacing w:after="0" w:line="240" w:lineRule="auto"/>
               <w:rPr>
-                <w:rFonts w:ascii="Tahoma" w:hAnsi="Tahoma" w:cs="Tahoma"/>
+                <w:rFonts w:cstheme="minorHAnsi"/>
                 <w:b/>
                 <w:sz w:val="10"/>
                 <w:u w:val="single"/>
@@ -2723,7 +2649,7 @@
             <w:pPr>
               <w:spacing w:after="0" w:line="240" w:lineRule="auto"/>
               <w:rPr>
-                <w:rFonts w:ascii="Tahoma" w:hAnsi="Tahoma" w:cs="Tahoma"/>
+                <w:rFonts w:cstheme="minorHAnsi"/>
                 <w:b/>
                 <w:sz w:val="10"/>
                 <w:u w:val="single"/>
@@ -2746,7 +2672,7 @@
             <w:pPr>
               <w:spacing w:after="0" w:line="240" w:lineRule="auto"/>
               <w:rPr>
-                <w:rFonts w:ascii="Tahoma" w:hAnsi="Tahoma" w:cs="Tahoma"/>
+                <w:rFonts w:cstheme="minorHAnsi"/>
                 <w:b/>
                 <w:sz w:val="6"/>
                 <w:u w:val="single"/>
@@ -2767,7 +2693,7 @@
             <w:pPr>
               <w:spacing w:after="0" w:line="240" w:lineRule="auto"/>
               <w:rPr>
-                <w:rFonts w:ascii="Tahoma" w:hAnsi="Tahoma" w:cs="Tahoma"/>
+                <w:rFonts w:cstheme="minorHAnsi"/>
                 <w:b/>
                 <w:sz w:val="10"/>
                 <w:u w:val="single"/>
@@ -2793,7 +2719,7 @@
             <w:pPr>
               <w:spacing w:after="0" w:line="240" w:lineRule="auto"/>
               <w:rPr>
-                <w:rFonts w:ascii="Tahoma" w:hAnsi="Tahoma" w:cs="Tahoma"/>
+                <w:rFonts w:cstheme="minorHAnsi"/>
                 <w:b/>
                 <w:sz w:val="10"/>
                 <w:u w:val="single"/>
@@ -2816,7 +2742,7 @@
             <w:pPr>
               <w:spacing w:after="0" w:line="240" w:lineRule="auto"/>
               <w:rPr>
-                <w:rFonts w:ascii="Tahoma" w:hAnsi="Tahoma" w:cs="Tahoma"/>
+                <w:rFonts w:cstheme="minorHAnsi"/>
                 <w:b/>
                 <w:sz w:val="10"/>
                 <w:u w:val="single"/>
@@ -2837,7 +2763,7 @@
             <w:pPr>
               <w:spacing w:after="0" w:line="240" w:lineRule="auto"/>
               <w:rPr>
-                <w:rFonts w:ascii="Tahoma" w:hAnsi="Tahoma" w:cs="Tahoma"/>
+                <w:rFonts w:cstheme="minorHAnsi"/>
                 <w:b/>
                 <w:sz w:val="10"/>
                 <w:u w:val="single"/>
@@ -2860,7 +2786,7 @@
             <w:pPr>
               <w:spacing w:after="0" w:line="240" w:lineRule="auto"/>
               <w:rPr>
-                <w:rFonts w:ascii="Tahoma" w:hAnsi="Tahoma" w:cs="Tahoma"/>
+                <w:rFonts w:cstheme="minorHAnsi"/>
                 <w:b/>
                 <w:u w:val="single"/>
               </w:rPr>
@@ -2883,7 +2809,7 @@
               <w:spacing w:after="0" w:line="240" w:lineRule="auto"/>
               <w:jc w:val="center"/>
               <w:rPr>
-                <w:rFonts w:ascii="Tahoma" w:hAnsi="Tahoma" w:cs="Tahoma"/>
+                <w:rFonts w:cstheme="minorHAnsi"/>
                 <w:b/>
               </w:rPr>
             </w:pPr>
@@ -2904,7 +2830,7 @@
             <w:pPr>
               <w:spacing w:after="0" w:line="240" w:lineRule="auto"/>
               <w:rPr>
-                <w:rFonts w:ascii="Tahoma" w:hAnsi="Tahoma" w:cs="Tahoma"/>
+                <w:rFonts w:cstheme="minorHAnsi"/>
                 <w:b/>
                 <w:u w:val="single"/>
               </w:rPr>
@@ -2927,7 +2853,7 @@
               <w:spacing w:after="0" w:line="240" w:lineRule="auto"/>
               <w:jc w:val="center"/>
               <w:rPr>
-                <w:rFonts w:ascii="Tahoma" w:hAnsi="Tahoma" w:cs="Tahoma"/>
+                <w:rFonts w:cstheme="minorHAnsi"/>
                 <w:b/>
                 <w:u w:val="single"/>
               </w:rPr>
@@ -2947,7 +2873,7 @@
             <w:pPr>
               <w:spacing w:after="0" w:line="240" w:lineRule="auto"/>
               <w:rPr>
-                <w:rFonts w:ascii="Tahoma" w:hAnsi="Tahoma" w:cs="Tahoma"/>
+                <w:rFonts w:cstheme="minorHAnsi"/>
                 <w:b/>
                 <w:u w:val="single"/>
               </w:rPr>
@@ -2972,7 +2898,7 @@
             <w:pPr>
               <w:spacing w:after="0" w:line="240" w:lineRule="auto"/>
               <w:rPr>
-                <w:rFonts w:ascii="Tahoma" w:hAnsi="Tahoma" w:cs="Tahoma"/>
+                <w:rFonts w:cstheme="minorHAnsi"/>
                 <w:b/>
                 <w:sz w:val="10"/>
                 <w:u w:val="single"/>
@@ -2995,7 +2921,7 @@
             <w:pPr>
               <w:spacing w:after="0" w:line="240" w:lineRule="auto"/>
               <w:rPr>
-                <w:rFonts w:ascii="Tahoma" w:hAnsi="Tahoma" w:cs="Tahoma"/>
+                <w:rFonts w:cstheme="minorHAnsi"/>
                 <w:b/>
                 <w:sz w:val="2"/>
                 <w:u w:val="single"/>
@@ -3019,7 +2945,7 @@
             <w:pPr>
               <w:spacing w:after="0" w:line="240" w:lineRule="auto"/>
               <w:rPr>
-                <w:rFonts w:ascii="Tahoma" w:hAnsi="Tahoma" w:cs="Tahoma"/>
+                <w:rFonts w:cstheme="minorHAnsi"/>
                 <w:b/>
                 <w:sz w:val="10"/>
                 <w:u w:val="single"/>
@@ -3042,7 +2968,7 @@
             <w:pPr>
               <w:spacing w:after="0" w:line="240" w:lineRule="auto"/>
               <w:rPr>
-                <w:rFonts w:ascii="Tahoma" w:hAnsi="Tahoma" w:cs="Tahoma"/>
+                <w:rFonts w:cstheme="minorHAnsi"/>
                 <w:b/>
                 <w:sz w:val="10"/>
                 <w:u w:val="single"/>
@@ -3063,7 +2989,7 @@
             <w:pPr>
               <w:spacing w:after="0" w:line="240" w:lineRule="auto"/>
               <w:rPr>
-                <w:rFonts w:ascii="Tahoma" w:hAnsi="Tahoma" w:cs="Tahoma"/>
+                <w:rFonts w:cstheme="minorHAnsi"/>
                 <w:b/>
                 <w:sz w:val="10"/>
                 <w:u w:val="single"/>
@@ -3074,7 +3000,7 @@
       </w:tr>
       <w:tr>
         <w:trPr>
-          <w:trHeight w:val="121"/>
+          <w:trHeight w:val="122"/>
         </w:trPr>
         <w:tc>
           <w:tcPr>
@@ -3089,7 +3015,7 @@
             <w:pPr>
               <w:spacing w:after="0" w:line="240" w:lineRule="auto"/>
               <w:rPr>
-                <w:rFonts w:ascii="Tahoma" w:hAnsi="Tahoma" w:cs="Tahoma"/>
+                <w:rFonts w:cstheme="minorHAnsi"/>
                 <w:b/>
                 <w:sz w:val="10"/>
                 <w:u w:val="single"/>
@@ -3115,7 +3041,7 @@
               <w:spacing w:after="0" w:line="240" w:lineRule="auto"/>
               <w:jc w:val="center"/>
               <w:rPr>
-                <w:rFonts w:ascii="Tahoma" w:hAnsi="Tahoma" w:cs="Tahoma"/>
+                <w:rFonts w:cstheme="minorHAnsi"/>
                 <w:b/>
               </w:rPr>
             </w:pPr>
@@ -3137,7 +3063,7 @@
             <w:pPr>
               <w:spacing w:after="0" w:line="240" w:lineRule="auto"/>
               <w:rPr>
-                <w:rFonts w:ascii="Tahoma" w:hAnsi="Tahoma" w:cs="Tahoma"/>
+                <w:rFonts w:cstheme="minorHAnsi"/>
                 <w:b/>
                 <w:sz w:val="10"/>
                 <w:u w:val="single"/>
@@ -3163,7 +3089,7 @@
               <w:spacing w:after="0" w:line="240" w:lineRule="auto"/>
               <w:jc w:val="center"/>
               <w:rPr>
-                <w:rFonts w:ascii="Tahoma" w:hAnsi="Tahoma" w:cs="Tahoma"/>
+                <w:rFonts w:cstheme="minorHAnsi"/>
                 <w:b/>
               </w:rPr>
             </w:pPr>
@@ -3182,7 +3108,7 @@
             <w:pPr>
               <w:spacing w:after="0" w:line="240" w:lineRule="auto"/>
               <w:rPr>
-                <w:rFonts w:ascii="Tahoma" w:hAnsi="Tahoma" w:cs="Tahoma"/>
+                <w:rFonts w:cstheme="minorHAnsi"/>
                 <w:b/>
                 <w:sz w:val="10"/>
                 <w:u w:val="single"/>
@@ -3208,7 +3134,7 @@
             <w:pPr>
               <w:spacing w:after="0" w:line="240" w:lineRule="auto"/>
               <w:rPr>
-                <w:rFonts w:ascii="Tahoma" w:hAnsi="Tahoma" w:cs="Tahoma"/>
+                <w:rFonts w:cstheme="minorHAnsi"/>
                 <w:b/>
                 <w:u w:val="single"/>
               </w:rPr>
@@ -3236,7 +3162,7 @@
               <w:spacing w:after="0" w:line="240" w:lineRule="auto"/>
               <w:jc w:val="center"/>
               <w:rPr>
-                <w:rFonts w:ascii="Tahoma" w:hAnsi="Tahoma" w:cs="Tahoma"/>
+                <w:rFonts w:cstheme="minorHAnsi"/>
               </w:rPr>
             </w:pPr>
           </w:p>
@@ -3256,7 +3182,7 @@
             <w:pPr>
               <w:spacing w:after="0" w:line="240" w:lineRule="auto"/>
               <w:rPr>
-                <w:rFonts w:ascii="Tahoma" w:hAnsi="Tahoma" w:cs="Tahoma"/>
+                <w:rFonts w:cstheme="minorHAnsi"/>
                 <w:b/>
                 <w:u w:val="single"/>
               </w:rPr>
@@ -3279,7 +3205,7 @@
             <w:pPr>
               <w:spacing w:after="0" w:line="240" w:lineRule="auto"/>
               <w:rPr>
-                <w:rFonts w:ascii="Tahoma" w:hAnsi="Tahoma" w:cs="Tahoma"/>
+                <w:rFonts w:cstheme="minorHAnsi"/>
                 <w:b/>
                 <w:u w:val="single"/>
               </w:rPr>
@@ -3299,7 +3225,7 @@
             <w:pPr>
               <w:spacing w:after="0" w:line="240" w:lineRule="auto"/>
               <w:rPr>
-                <w:rFonts w:ascii="Tahoma" w:hAnsi="Tahoma" w:cs="Tahoma"/>
+                <w:rFonts w:cstheme="minorHAnsi"/>
                 <w:b/>
                 <w:u w:val="single"/>
               </w:rPr>
@@ -3324,7 +3250,7 @@
             <w:pPr>
               <w:spacing w:after="0" w:line="240" w:lineRule="auto"/>
               <w:rPr>
-                <w:rFonts w:ascii="Tahoma" w:hAnsi="Tahoma" w:cs="Tahoma"/>
+                <w:rFonts w:cstheme="minorHAnsi"/>
                 <w:b/>
                 <w:u w:val="single"/>
               </w:rPr>
@@ -3347,7 +3273,7 @@
             <w:pPr>
               <w:spacing w:after="0" w:line="240" w:lineRule="auto"/>
               <w:rPr>
-                <w:rFonts w:ascii="Tahoma" w:hAnsi="Tahoma" w:cs="Tahoma"/>
+                <w:rFonts w:cstheme="minorHAnsi"/>
                 <w:b/>
                 <w:u w:val="single"/>
               </w:rPr>
@@ -3369,7 +3295,7 @@
             <w:pPr>
               <w:spacing w:after="0" w:line="240" w:lineRule="auto"/>
               <w:rPr>
-                <w:rFonts w:ascii="Tahoma" w:hAnsi="Tahoma" w:cs="Tahoma"/>
+                <w:rFonts w:cstheme="minorHAnsi"/>
                 <w:b/>
                 <w:u w:val="single"/>
               </w:rPr>
@@ -3392,7 +3318,7 @@
             <w:pPr>
               <w:spacing w:after="0" w:line="240" w:lineRule="auto"/>
               <w:rPr>
-                <w:rFonts w:ascii="Tahoma" w:hAnsi="Tahoma" w:cs="Tahoma"/>
+                <w:rFonts w:cstheme="minorHAnsi"/>
                 <w:b/>
                 <w:u w:val="single"/>
               </w:rPr>
@@ -3412,7 +3338,7 @@
             <w:pPr>
               <w:spacing w:after="0" w:line="240" w:lineRule="auto"/>
               <w:rPr>
-                <w:rFonts w:ascii="Tahoma" w:hAnsi="Tahoma" w:cs="Tahoma"/>
+                <w:rFonts w:cstheme="minorHAnsi"/>
                 <w:b/>
                 <w:u w:val="single"/>
               </w:rPr>
@@ -3437,7 +3363,7 @@
             <w:pPr>
               <w:spacing w:after="0" w:line="240" w:lineRule="auto"/>
               <w:rPr>
-                <w:rFonts w:ascii="Tahoma" w:hAnsi="Tahoma" w:cs="Tahoma"/>
+                <w:rFonts w:cstheme="minorHAnsi"/>
                 <w:b/>
                 <w:u w:val="single"/>
               </w:rPr>
@@ -3460,7 +3386,7 @@
             <w:pPr>
               <w:spacing w:after="0" w:line="240" w:lineRule="auto"/>
               <w:rPr>
-                <w:rFonts w:ascii="Tahoma" w:hAnsi="Tahoma" w:cs="Tahoma"/>
+                <w:rFonts w:cstheme="minorHAnsi"/>
                 <w:b/>
                 <w:u w:val="single"/>
               </w:rPr>
@@ -3482,7 +3408,7 @@
             <w:pPr>
               <w:spacing w:after="0" w:line="240" w:lineRule="auto"/>
               <w:rPr>
-                <w:rFonts w:ascii="Tahoma" w:hAnsi="Tahoma" w:cs="Tahoma"/>
+                <w:rFonts w:cstheme="minorHAnsi"/>
                 <w:b/>
                 <w:u w:val="single"/>
               </w:rPr>
@@ -3505,7 +3431,7 @@
             <w:pPr>
               <w:spacing w:after="0" w:line="240" w:lineRule="auto"/>
               <w:rPr>
-                <w:rFonts w:ascii="Tahoma" w:hAnsi="Tahoma" w:cs="Tahoma"/>
+                <w:rFonts w:cstheme="minorHAnsi"/>
                 <w:b/>
                 <w:u w:val="single"/>
               </w:rPr>
@@ -3525,7 +3451,7 @@
             <w:pPr>
               <w:spacing w:after="0" w:line="240" w:lineRule="auto"/>
               <w:rPr>
-                <w:rFonts w:ascii="Tahoma" w:hAnsi="Tahoma" w:cs="Tahoma"/>
+                <w:rFonts w:cstheme="minorHAnsi"/>
                 <w:b/>
                 <w:u w:val="single"/>
               </w:rPr>
@@ -3551,7 +3477,7 @@
             <w:pPr>
               <w:spacing w:after="0" w:line="240" w:lineRule="auto"/>
               <w:rPr>
-                <w:rFonts w:ascii="Tahoma" w:hAnsi="Tahoma" w:cs="Tahoma"/>
+                <w:rFonts w:cstheme="minorHAnsi"/>
                 <w:b/>
                 <w:sz w:val="20"/>
                 <w:u w:val="single"/>
@@ -3574,7 +3500,7 @@
             <w:pPr>
               <w:spacing w:after="0" w:line="240" w:lineRule="auto"/>
               <w:rPr>
-                <w:rFonts w:ascii="Tahoma" w:hAnsi="Tahoma" w:cs="Tahoma"/>
+                <w:rFonts w:cstheme="minorHAnsi"/>
                 <w:b/>
                 <w:sz w:val="18"/>
                 <w:u w:val="single"/>
@@ -3597,7 +3523,7 @@
             <w:pPr>
               <w:spacing w:after="0" w:line="240" w:lineRule="auto"/>
               <w:rPr>
-                <w:rFonts w:ascii="Tahoma" w:hAnsi="Tahoma" w:cs="Tahoma"/>
+                <w:rFonts w:cstheme="minorHAnsi"/>
                 <w:b/>
                 <w:u w:val="single"/>
               </w:rPr>
@@ -3619,7 +3545,7 @@
             <w:pPr>
               <w:spacing w:after="0" w:line="240" w:lineRule="auto"/>
               <w:rPr>
-                <w:rFonts w:ascii="Tahoma" w:hAnsi="Tahoma" w:cs="Tahoma"/>
+                <w:rFonts w:cstheme="minorHAnsi"/>
                 <w:b/>
                 <w:u w:val="single"/>
               </w:rPr>
@@ -3639,7 +3565,7 @@
             <w:pPr>
               <w:spacing w:after="0" w:line="240" w:lineRule="auto"/>
               <w:rPr>
-                <w:rFonts w:ascii="Tahoma" w:hAnsi="Tahoma" w:cs="Tahoma"/>
+                <w:rFonts w:cstheme="minorHAnsi"/>
                 <w:b/>
                 <w:u w:val="single"/>
               </w:rPr>
@@ -3664,7 +3590,7 @@
             <w:pPr>
               <w:spacing w:after="0" w:line="240" w:lineRule="auto"/>
               <w:rPr>
-                <w:rFonts w:ascii="Tahoma" w:hAnsi="Tahoma" w:cs="Tahoma"/>
+                <w:rFonts w:cstheme="minorHAnsi"/>
                 <w:b/>
                 <w:u w:val="single"/>
               </w:rPr>
@@ -3686,7 +3612,7 @@
             <w:pPr>
               <w:spacing w:after="0" w:line="240" w:lineRule="auto"/>
               <w:rPr>
-                <w:rFonts w:ascii="Tahoma" w:hAnsi="Tahoma" w:cs="Tahoma"/>
+                <w:rFonts w:cstheme="minorHAnsi"/>
                 <w:b/>
               </w:rPr>
             </w:pPr>
@@ -3728,7 +3654,7 @@
             <w:pPr>
               <w:spacing w:after="0" w:line="240" w:lineRule="auto"/>
               <w:rPr>
-                <w:rFonts w:ascii="Tahoma" w:hAnsi="Tahoma" w:cs="Tahoma"/>
+                <w:rFonts w:cstheme="minorHAnsi"/>
                 <w:b/>
                 <w:u w:val="single"/>
               </w:rPr>
@@ -3750,7 +3676,7 @@
             <w:pPr>
               <w:spacing w:after="0" w:line="240" w:lineRule="auto"/>
               <w:rPr>
-                <w:rFonts w:ascii="Tahoma" w:hAnsi="Tahoma" w:cs="Tahoma"/>
+                <w:rFonts w:cstheme="minorHAnsi"/>
                 <w:b/>
                 <w:u w:val="single"/>
               </w:rPr>
@@ -3774,7 +3700,7 @@
               <w:spacing w:after="0" w:line="240" w:lineRule="auto"/>
               <w:jc w:val="center"/>
               <w:rPr>
-                <w:rFonts w:ascii="Tahoma" w:hAnsi="Tahoma" w:cs="Tahoma"/>
+                <w:rFonts w:cstheme="minorHAnsi"/>
                 <w:b/>
                 <w:u w:val="single"/>
               </w:rPr>
@@ -3798,7 +3724,7 @@
               <w:spacing w:after="0" w:line="240" w:lineRule="auto"/>
               <w:jc w:val="center"/>
               <w:rPr>
-                <w:rFonts w:ascii="Tahoma" w:hAnsi="Tahoma" w:cs="Tahoma"/>
+                <w:rFonts w:cstheme="minorHAnsi"/>
                 <w:b/>
                 <w:u w:val="single"/>
               </w:rPr>
@@ -3820,7 +3746,7 @@
             <w:pPr>
               <w:spacing w:after="0" w:line="240" w:lineRule="auto"/>
               <w:rPr>
-                <w:rFonts w:ascii="Tahoma" w:hAnsi="Tahoma" w:cs="Tahoma"/>
+                <w:rFonts w:cstheme="minorHAnsi"/>
                 <w:b/>
                 <w:u w:val="single"/>
               </w:rPr>
@@ -3840,7 +3766,7 @@
             <w:pPr>
               <w:spacing w:after="0" w:line="240" w:lineRule="auto"/>
               <w:rPr>
-                <w:rFonts w:ascii="Tahoma" w:hAnsi="Tahoma" w:cs="Tahoma"/>
+                <w:rFonts w:cstheme="minorHAnsi"/>
                 <w:b/>
                 <w:u w:val="single"/>
               </w:rPr>
@@ -3865,7 +3791,7 @@
             <w:pPr>
               <w:spacing w:after="0" w:line="240" w:lineRule="auto"/>
               <w:rPr>
-                <w:rFonts w:ascii="Tahoma" w:hAnsi="Tahoma" w:cs="Tahoma"/>
+                <w:rFonts w:cstheme="minorHAnsi"/>
                 <w:b/>
                 <w:sz w:val="16"/>
                 <w:u w:val="single"/>
@@ -3888,7 +3814,7 @@
             <w:pPr>
               <w:spacing w:after="0" w:line="240" w:lineRule="auto"/>
               <w:rPr>
-                <w:rFonts w:ascii="Tahoma" w:hAnsi="Tahoma" w:cs="Tahoma"/>
+                <w:rFonts w:cstheme="minorHAnsi"/>
                 <w:b/>
                 <w:sz w:val="2"/>
                 <w:u w:val="single"/>
@@ -3932,7 +3858,7 @@
             <w:pPr>
               <w:spacing w:after="0" w:line="240" w:lineRule="auto"/>
               <w:rPr>
-                <w:rFonts w:ascii="Tahoma" w:hAnsi="Tahoma" w:cs="Tahoma"/>
+                <w:rFonts w:cstheme="minorHAnsi"/>
                 <w:b/>
                 <w:u w:val="single"/>
               </w:rPr>
@@ -3954,7 +3880,7 @@
             <w:pPr>
               <w:spacing w:after="0" w:line="240" w:lineRule="auto"/>
               <w:rPr>
-                <w:rFonts w:ascii="Tahoma" w:hAnsi="Tahoma" w:cs="Tahoma"/>
+                <w:rFonts w:cstheme="minorHAnsi"/>
                 <w:b/>
                 <w:u w:val="single"/>
               </w:rPr>
@@ -3977,7 +3903,7 @@
               <w:spacing w:after="0" w:line="240" w:lineRule="auto"/>
               <w:jc w:val="center"/>
               <w:rPr>
-                <w:rFonts w:ascii="Tahoma" w:hAnsi="Tahoma" w:cs="Tahoma"/>
+                <w:rFonts w:cstheme="minorHAnsi"/>
                 <w:b/>
               </w:rPr>
             </w:pPr>
@@ -4000,7 +3926,7 @@
               <w:spacing w:after="0" w:line="240" w:lineRule="auto"/>
               <w:jc w:val="center"/>
               <w:rPr>
-                <w:rFonts w:ascii="Tahoma" w:hAnsi="Tahoma" w:cs="Tahoma"/>
+                <w:rFonts w:cstheme="minorHAnsi"/>
                 <w:b/>
                 <w:u w:val="single"/>
               </w:rPr>
@@ -4023,7 +3949,7 @@
               <w:spacing w:after="0" w:line="240" w:lineRule="auto"/>
               <w:jc w:val="center"/>
               <w:rPr>
-                <w:rFonts w:ascii="Tahoma" w:hAnsi="Tahoma" w:cs="Tahoma"/>
+                <w:rFonts w:cstheme="minorHAnsi"/>
                 <w:b/>
                 <w:u w:val="single"/>
               </w:rPr>
@@ -4047,7 +3973,7 @@
               <w:spacing w:after="0" w:line="240" w:lineRule="auto"/>
               <w:jc w:val="center"/>
               <w:rPr>
-                <w:rFonts w:ascii="Tahoma" w:hAnsi="Tahoma" w:cs="Tahoma"/>
+                <w:rFonts w:cstheme="minorHAnsi"/>
                 <w:b/>
                 <w:u w:val="single"/>
               </w:rPr>
@@ -4070,7 +3996,7 @@
               <w:spacing w:after="0" w:line="240" w:lineRule="auto"/>
               <w:jc w:val="center"/>
               <w:rPr>
-                <w:rFonts w:ascii="Tahoma" w:hAnsi="Tahoma" w:cs="Tahoma"/>
+                <w:rFonts w:cstheme="minorHAnsi"/>
                 <w:b/>
                 <w:u w:val="single"/>
               </w:rPr>
@@ -4092,7 +4018,7 @@
             <w:pPr>
               <w:spacing w:after="0" w:line="240" w:lineRule="auto"/>
               <w:rPr>
-                <w:rFonts w:ascii="Tahoma" w:hAnsi="Tahoma" w:cs="Tahoma"/>
+                <w:rFonts w:cstheme="minorHAnsi"/>
                 <w:b/>
                 <w:u w:val="single"/>
               </w:rPr>
@@ -4112,7 +4038,7 @@
             <w:pPr>
               <w:spacing w:after="0" w:line="240" w:lineRule="auto"/>
               <w:rPr>
-                <w:rFonts w:ascii="Tahoma" w:hAnsi="Tahoma" w:cs="Tahoma"/>
+                <w:rFonts w:cstheme="minorHAnsi"/>
                 <w:b/>
                 <w:u w:val="single"/>
               </w:rPr>
@@ -4137,7 +4063,7 @@
             <w:pPr>
               <w:spacing w:after="0" w:line="240" w:lineRule="auto"/>
               <w:rPr>
-                <w:rFonts w:ascii="Tahoma" w:hAnsi="Tahoma" w:cs="Tahoma"/>
+                <w:rFonts w:cstheme="minorHAnsi"/>
                 <w:b/>
                 <w:u w:val="single"/>
               </w:rPr>
@@ -4159,7 +4085,7 @@
             <w:pPr>
               <w:spacing w:after="0" w:line="240" w:lineRule="auto"/>
               <w:rPr>
-                <w:rFonts w:ascii="Tahoma" w:hAnsi="Tahoma" w:cs="Tahoma"/>
+                <w:rFonts w:cstheme="minorHAnsi"/>
                 <w:b/>
               </w:rPr>
             </w:pPr>
@@ -4201,7 +4127,7 @@
             <w:pPr>
               <w:spacing w:after="0" w:line="240" w:lineRule="auto"/>
               <w:rPr>
-                <w:rFonts w:ascii="Tahoma" w:hAnsi="Tahoma" w:cs="Tahoma"/>
+                <w:rFonts w:cstheme="minorHAnsi"/>
                 <w:b/>
                 <w:u w:val="single"/>
               </w:rPr>
@@ -4223,7 +4149,7 @@
             <w:pPr>
               <w:spacing w:after="0" w:line="240" w:lineRule="auto"/>
               <w:rPr>
-                <w:rFonts w:ascii="Tahoma" w:hAnsi="Tahoma" w:cs="Tahoma"/>
+                <w:rFonts w:cstheme="minorHAnsi"/>
                 <w:b/>
                 <w:u w:val="single"/>
               </w:rPr>
@@ -4246,7 +4172,7 @@
               <w:spacing w:after="0" w:line="240" w:lineRule="auto"/>
               <w:jc w:val="center"/>
               <w:rPr>
-                <w:rFonts w:ascii="Tahoma" w:hAnsi="Tahoma" w:cs="Tahoma"/>
+                <w:rFonts w:cstheme="minorHAnsi"/>
                 <w:sz w:val="20"/>
                 <w:szCs w:val="20"/>
               </w:rPr>
@@ -4270,7 +4196,7 @@
               <w:spacing w:after="0" w:line="240" w:lineRule="auto"/>
               <w:jc w:val="center"/>
               <w:rPr>
-                <w:rFonts w:ascii="Tahoma" w:hAnsi="Tahoma" w:cs="Tahoma"/>
+                <w:rFonts w:cstheme="minorHAnsi"/>
                 <w:sz w:val="20"/>
                 <w:szCs w:val="20"/>
               </w:rPr>
@@ -4293,7 +4219,7 @@
               <w:spacing w:after="0" w:line="240" w:lineRule="auto"/>
               <w:jc w:val="center"/>
               <w:rPr>
-                <w:rFonts w:ascii="Tahoma" w:hAnsi="Tahoma" w:cs="Tahoma"/>
+                <w:rFonts w:cstheme="minorHAnsi"/>
                 <w:sz w:val="20"/>
                 <w:szCs w:val="20"/>
               </w:rPr>
@@ -4317,7 +4243,7 @@
               <w:spacing w:after="0" w:line="240" w:lineRule="auto"/>
               <w:jc w:val="center"/>
               <w:rPr>
-                <w:rFonts w:ascii="Tahoma" w:hAnsi="Tahoma" w:cs="Tahoma"/>
+                <w:rFonts w:cstheme="minorHAnsi"/>
                 <w:sz w:val="20"/>
                 <w:szCs w:val="20"/>
               </w:rPr>
@@ -4340,7 +4266,7 @@
               <w:spacing w:after="0" w:line="240" w:lineRule="auto"/>
               <w:jc w:val="center"/>
               <w:rPr>
-                <w:rFonts w:ascii="Tahoma" w:hAnsi="Tahoma" w:cs="Tahoma"/>
+                <w:rFonts w:cstheme="minorHAnsi"/>
                 <w:sz w:val="18"/>
                 <w:szCs w:val="18"/>
               </w:rPr>
@@ -4362,7 +4288,7 @@
             <w:pPr>
               <w:spacing w:after="0" w:line="240" w:lineRule="auto"/>
               <w:rPr>
-                <w:rFonts w:ascii="Tahoma" w:hAnsi="Tahoma" w:cs="Tahoma"/>
+                <w:rFonts w:cstheme="minorHAnsi"/>
                 <w:b/>
                 <w:u w:val="single"/>
               </w:rPr>
@@ -4382,7 +4308,7 @@
             <w:pPr>
               <w:spacing w:after="0" w:line="240" w:lineRule="auto"/>
               <w:rPr>
-                <w:rFonts w:ascii="Tahoma" w:hAnsi="Tahoma" w:cs="Tahoma"/>
+                <w:rFonts w:cstheme="minorHAnsi"/>
                 <w:b/>
                 <w:u w:val="single"/>
               </w:rPr>
@@ -4407,7 +4333,7 @@
             <w:pPr>
               <w:spacing w:after="0" w:line="240" w:lineRule="auto"/>
               <w:rPr>
-                <w:rFonts w:ascii="Tahoma" w:hAnsi="Tahoma" w:cs="Tahoma"/>
+                <w:rFonts w:cstheme="minorHAnsi"/>
                 <w:b/>
                 <w:u w:val="single"/>
               </w:rPr>
@@ -4429,7 +4355,7 @@
             <w:pPr>
               <w:spacing w:after="0" w:line="240" w:lineRule="auto"/>
               <w:rPr>
-                <w:rFonts w:ascii="Tahoma" w:hAnsi="Tahoma" w:cs="Tahoma"/>
+                <w:rFonts w:cstheme="minorHAnsi"/>
                 <w:b/>
               </w:rPr>
             </w:pPr>
@@ -4471,7 +4397,7 @@
             <w:pPr>
               <w:spacing w:after="0" w:line="240" w:lineRule="auto"/>
               <w:rPr>
-                <w:rFonts w:ascii="Tahoma" w:hAnsi="Tahoma" w:cs="Tahoma"/>
+                <w:rFonts w:cstheme="minorHAnsi"/>
                 <w:b/>
                 <w:u w:val="single"/>
               </w:rPr>
@@ -4493,7 +4419,7 @@
             <w:pPr>
               <w:spacing w:after="0" w:line="240" w:lineRule="auto"/>
               <w:rPr>
-                <w:rFonts w:ascii="Tahoma" w:hAnsi="Tahoma" w:cs="Tahoma"/>
+                <w:rFonts w:cstheme="minorHAnsi"/>
                 <w:b/>
                 <w:u w:val="single"/>
               </w:rPr>
@@ -4516,7 +4442,7 @@
               <w:spacing w:after="0" w:line="240" w:lineRule="auto"/>
               <w:jc w:val="center"/>
               <w:rPr>
-                <w:rFonts w:ascii="Tahoma" w:hAnsi="Tahoma" w:cs="Tahoma"/>
+                <w:rFonts w:cstheme="minorHAnsi"/>
                 <w:sz w:val="20"/>
                 <w:szCs w:val="20"/>
               </w:rPr>
@@ -4540,7 +4466,7 @@
               <w:spacing w:after="0" w:line="240" w:lineRule="auto"/>
               <w:jc w:val="center"/>
               <w:rPr>
-                <w:rFonts w:ascii="Tahoma" w:hAnsi="Tahoma" w:cs="Tahoma"/>
+                <w:rFonts w:cstheme="minorHAnsi"/>
                 <w:sz w:val="20"/>
                 <w:szCs w:val="20"/>
               </w:rPr>
@@ -4563,7 +4489,7 @@
               <w:spacing w:after="0" w:line="240" w:lineRule="auto"/>
               <w:jc w:val="center"/>
               <w:rPr>
-                <w:rFonts w:ascii="Tahoma" w:hAnsi="Tahoma" w:cs="Tahoma"/>
+                <w:rFonts w:cstheme="minorHAnsi"/>
                 <w:sz w:val="20"/>
                 <w:szCs w:val="20"/>
               </w:rPr>
@@ -4587,7 +4513,7 @@
               <w:spacing w:after="0" w:line="240" w:lineRule="auto"/>
               <w:jc w:val="center"/>
               <w:rPr>
-                <w:rFonts w:ascii="Tahoma" w:hAnsi="Tahoma" w:cs="Tahoma"/>
+                <w:rFonts w:cstheme="minorHAnsi"/>
                 <w:sz w:val="20"/>
                 <w:szCs w:val="20"/>
               </w:rPr>
@@ -4610,7 +4536,7 @@
               <w:spacing w:after="0" w:line="240" w:lineRule="auto"/>
               <w:jc w:val="center"/>
               <w:rPr>
-                <w:rFonts w:ascii="Tahoma" w:hAnsi="Tahoma" w:cs="Tahoma"/>
+                <w:rFonts w:cstheme="minorHAnsi"/>
                 <w:sz w:val="18"/>
                 <w:szCs w:val="18"/>
               </w:rPr>
@@ -4632,7 +4558,7 @@
             <w:pPr>
               <w:spacing w:after="0" w:line="240" w:lineRule="auto"/>
               <w:rPr>
-                <w:rFonts w:ascii="Tahoma" w:hAnsi="Tahoma" w:cs="Tahoma"/>
+                <w:rFonts w:cstheme="minorHAnsi"/>
                 <w:b/>
                 <w:u w:val="single"/>
               </w:rPr>
@@ -4652,7 +4578,7 @@
             <w:pPr>
               <w:spacing w:after="0" w:line="240" w:lineRule="auto"/>
               <w:rPr>
-                <w:rFonts w:ascii="Tahoma" w:hAnsi="Tahoma" w:cs="Tahoma"/>
+                <w:rFonts w:cstheme="minorHAnsi"/>
                 <w:b/>
                 <w:u w:val="single"/>
               </w:rPr>
@@ -4677,7 +4603,7 @@
             <w:pPr>
               <w:spacing w:after="0" w:line="240" w:lineRule="auto"/>
               <w:rPr>
-                <w:rFonts w:ascii="Tahoma" w:hAnsi="Tahoma" w:cs="Tahoma"/>
+                <w:rFonts w:cstheme="minorHAnsi"/>
                 <w:b/>
                 <w:u w:val="single"/>
               </w:rPr>
@@ -4699,7 +4625,7 @@
             <w:pPr>
               <w:spacing w:after="0" w:line="240" w:lineRule="auto"/>
               <w:rPr>
-                <w:rFonts w:ascii="Tahoma" w:hAnsi="Tahoma" w:cs="Tahoma"/>
+                <w:rFonts w:cstheme="minorHAnsi"/>
                 <w:b/>
                 <w:u w:val="single"/>
               </w:rPr>
@@ -4721,7 +4647,7 @@
             <w:pPr>
               <w:spacing w:after="0" w:line="240" w:lineRule="auto"/>
               <w:rPr>
-                <w:rFonts w:ascii="Tahoma" w:hAnsi="Tahoma" w:cs="Tahoma"/>
+                <w:rFonts w:cstheme="minorHAnsi"/>
                 <w:b/>
                 <w:u w:val="single"/>
               </w:rPr>
@@ -4743,7 +4669,7 @@
             <w:pPr>
               <w:spacing w:after="0" w:line="240" w:lineRule="auto"/>
               <w:rPr>
-                <w:rFonts w:ascii="Tahoma" w:hAnsi="Tahoma" w:cs="Tahoma"/>
+                <w:rFonts w:cstheme="minorHAnsi"/>
                 <w:b/>
                 <w:u w:val="single"/>
               </w:rPr>
@@ -4765,7 +4691,7 @@
             <w:pPr>
               <w:spacing w:after="0" w:line="240" w:lineRule="auto"/>
               <w:rPr>
-                <w:rFonts w:ascii="Tahoma" w:hAnsi="Tahoma" w:cs="Tahoma"/>
+                <w:rFonts w:cstheme="minorHAnsi"/>
                 <w:b/>
                 <w:u w:val="single"/>
               </w:rPr>
@@ -4785,7 +4711,7 @@
             <w:pPr>
               <w:spacing w:after="0" w:line="240" w:lineRule="auto"/>
               <w:rPr>
-                <w:rFonts w:ascii="Tahoma" w:hAnsi="Tahoma" w:cs="Tahoma"/>
+                <w:rFonts w:cstheme="minorHAnsi"/>
                 <w:b/>
                 <w:u w:val="single"/>
               </w:rPr>
@@ -4810,7 +4736,7 @@
             <w:pPr>
               <w:spacing w:after="0" w:line="240" w:lineRule="auto"/>
               <w:rPr>
-                <w:rFonts w:ascii="Tahoma" w:hAnsi="Tahoma" w:cs="Tahoma"/>
+                <w:rFonts w:cstheme="minorHAnsi"/>
                 <w:b/>
                 <w:sz w:val="10"/>
                 <w:u w:val="single"/>
@@ -4833,7 +4759,7 @@
             <w:pPr>
               <w:spacing w:after="0" w:line="240" w:lineRule="auto"/>
               <w:rPr>
-                <w:rFonts w:ascii="Tahoma" w:hAnsi="Tahoma" w:cs="Tahoma"/>
+                <w:rFonts w:cstheme="minorHAnsi"/>
                 <w:b/>
                 <w:sz w:val="10"/>
                 <w:u w:val="single"/>
@@ -4856,7 +4782,7 @@
             <w:pPr>
               <w:spacing w:after="0" w:line="240" w:lineRule="auto"/>
               <w:rPr>
-                <w:rFonts w:ascii="Tahoma" w:hAnsi="Tahoma" w:cs="Tahoma"/>
+                <w:rFonts w:cstheme="minorHAnsi"/>
                 <w:b/>
                 <w:sz w:val="10"/>
                 <w:u w:val="single"/>
@@ -4879,7 +4805,7 @@
             <w:pPr>
               <w:spacing w:after="0" w:line="240" w:lineRule="auto"/>
               <w:rPr>
-                <w:rFonts w:ascii="Tahoma" w:hAnsi="Tahoma" w:cs="Tahoma"/>
+                <w:rFonts w:cstheme="minorHAnsi"/>
                 <w:b/>
                 <w:sz w:val="10"/>
                 <w:u w:val="single"/>
@@ -4900,7 +4826,7 @@
             <w:pPr>
               <w:spacing w:after="0" w:line="240" w:lineRule="auto"/>
               <w:rPr>
-                <w:rFonts w:ascii="Tahoma" w:hAnsi="Tahoma" w:cs="Tahoma"/>
+                <w:rFonts w:cstheme="minorHAnsi"/>
                 <w:b/>
                 <w:sz w:val="10"/>
                 <w:u w:val="single"/>
@@ -4926,12 +4852,15 @@
           <w:p>
             <w:pPr>
               <w:ind w:left="139"/>
-            </w:pPr>
-            <w:r>
-              <w:t>Analysis &amp; Recommendations</w:t>
-            </w:r>
-            <w:r>
-              <w:t>:</w:t>
+              <w:rPr>
+                <w:rFonts w:cstheme="minorHAnsi"/>
+              </w:rPr>
+            </w:pPr>
+            <w:r>
+              <w:rPr>
+                <w:rFonts w:cstheme="minorHAnsi"/>
+              </w:rPr>
+              <w:t>Analysis &amp; Recommendations:</w:t>
             </w:r>
           </w:p>
         </w:tc>
@@ -4958,7 +4887,7 @@
               <w:ind w:left="146" w:right="141"/>
               <w:jc w:val="both"/>
               <w:rPr>
-                <w:rFonts w:ascii="Calibri,Bold" w:hAnsi="Calibri,Bold" w:cs="Calibri,Bold"/>
+                <w:rFonts w:cstheme="minorHAnsi"/>
                 <w:b/>
                 <w:bCs/>
                 <w:lang w:eastAsia="en-MY"/>
@@ -4966,12 +4895,16 @@
             </w:pPr>
             <w:r>
               <w:rPr>
+                <w:rFonts w:cstheme="minorHAnsi"/>
                 <w:b/>
                 <w:i/>
               </w:rPr>
               <w:t xml:space="preserve">Analysis: </w:t>
             </w:r>
             <w:r>
+              <w:rPr>
+                <w:rFonts w:cstheme="minorHAnsi"/>
+              </w:rPr>
               <w:t>Thermal image above indicates hot spot detected at {{ tx.area }}</w:t>
             </w:r>
           </w:p>
@@ -4995,10 +4928,13 @@
             <w:pPr>
               <w:ind w:left="146" w:right="141"/>
               <w:jc w:val="both"/>
-            </w:pPr>
-            <w:r>
-              <w:rPr>
-                <w:rFonts w:cs="Tahoma"/>
+              <w:rPr>
+                <w:rFonts w:cstheme="minorHAnsi"/>
+              </w:rPr>
+            </w:pPr>
+            <w:r>
+              <w:rPr>
+                <w:rFonts w:cstheme="minorHAnsi"/>
                 <w:b/>
                 <w:i/>
                 <w:noProof/>
@@ -5009,7 +4945,7 @@
             </w:r>
             <w:r>
               <w:rPr>
-                <w:rFonts w:cs="Tahoma"/>
+                <w:rFonts w:cstheme="minorHAnsi"/>
                 <w:noProof/>
                 <w:lang w:val="en-US"/>
               </w:rPr>
@@ -5025,6 +4961,9 @@
     <w:p>
       <w:pPr>
         <w:pStyle w:val="NoSpacing"/>
+        <w:rPr>
+          <w:rFonts w:cstheme="minorHAnsi"/>
+        </w:rPr>
       </w:pPr>
     </w:p>
     <w:sectPr>
